--- a/bai-pr/2026/07/04-baohatinh-chan-dung-do-xuan-hieu.docx
+++ b/bai-pr/2026/07/04-baohatinh-chan-dung-do-xuan-hieu.docx
@@ -77,18 +77,45 @@
         <w:jc w:val="both"/>
       </w:pPr>
       <w:r>
-        <w:t xml:space="preserve">Trong lĩnh vực truyền thông và marketing tại Việt Nam, không thiếu những người làm nghề lâu năm, nhưng không phải ai cũng chọn cách chuyển hướng sang xây dựng một doanh nghiệp dịch vụ số ứng dụng công nghệ mới ngay từ giai đoạn đầu. Ông Đỗ Xuân Hiếu, Giám đốc Digicom (CÔNG TY TNHH DỊCH VỤ TRUYỀN THÔNG DIGITO COMBAT), là một trong số đó, với gần 15 năm kinh nghiệm trong ngành trước khi bắt tay xây dựng một mô hình dịch vụ số lấy trí tuệ nhân tạo (AI) làm nền tảng vận hành. Theo khảo sát được Dân trí công bố tháng 6/2026, khoảng 80% doanh nghiệp Việt Nam đã bắt đầu ứng dụng AI vào hoạt động kinh doanh, trong đó khoảng 25% đã ứng dụng ở cấp độ nâng cao, cho thấy đây không còn là xu hướng thử nghiệm mà đã trở thành yêu cầu thực tế.</w:t>
-      </w:r>
-    </w:p>
-    <w:p>
-      <w:pPr>
-        <w:spacing w:after="200"/>
-        <w:jc w:val="both"/>
-      </w:pPr>
-      <w:r>
-        <w:t xml:space="preserve">Theo chia sẻ của ông Hiếu, thời gian làm việc trong lĩnh vực truyền thông và marketing giúp ông hiểu rõ một điều: phần lớn doanh nghiệp không thiếu ý tưởng, mà thiếu nhân sự để thực hiện đều đặn. Đó là lý do khi thành lập </w:t>
-      </w:r>
-      <w:hyperlink w:history="1" r:id="rId_d0t7ngpwbcjowgdtq01q">
+        <w:t xml:space="preserve">Trong lĩnh vực truyền thông và marketing tại Việt Nam, không thiếu những người làm nghề lâu năm, nhưng không phải ai cũng chọn cách chuyển hướng sang xây dựng một doanh nghiệp dịch vụ số ứng dụng công nghệ mới ngay từ giai đoạn đầu.</w:t>
+      </w:r>
+    </w:p>
+    <w:p>
+      <w:pPr>
+        <w:spacing w:after="200"/>
+        <w:jc w:val="both"/>
+      </w:pPr>
+      <w:r>
+        <w:t xml:space="preserve">Ông Đỗ Xuân Hiếu, Giám đốc Digicom (CÔNG TY TNHH DỊCH VỤ TRUYỀN THÔNG DIGITO COMBAT), là một trong số đó, với gần 15 năm kinh nghiệm trong ngành trước khi bắt tay xây dựng một mô hình dịch vụ số lấy trí tuệ nhân tạo (AI) làm nền tảng vận hành.</w:t>
+      </w:r>
+    </w:p>
+    <w:p>
+      <w:pPr>
+        <w:spacing w:after="200"/>
+        <w:jc w:val="both"/>
+      </w:pPr>
+      <w:r>
+        <w:t xml:space="preserve">Theo khảo sát được Dân trí công bố tháng 6/2026, khoảng 80% doanh nghiệp Việt Nam đã bắt đầu ứng dụng AI vào hoạt động kinh doanh, trong đó khoảng 25% đã ứng dụng ở cấp độ nâng cao, cho thấy đây không còn là xu hướng thử nghiệm mà đã trở thành yêu cầu thực tế.</w:t>
+      </w:r>
+    </w:p>
+    <w:p>
+      <w:pPr>
+        <w:spacing w:after="200"/>
+        <w:jc w:val="both"/>
+      </w:pPr>
+      <w:r>
+        <w:t xml:space="preserve">Theo chia sẻ của ông Hiếu, thời gian làm việc trong lĩnh vực truyền thông và marketing giúp ông hiểu rõ một điều: phần lớn doanh nghiệp không thiếu ý tưởng, mà thiếu nhân sự để thực hiện đều đặn.</w:t>
+      </w:r>
+    </w:p>
+    <w:p>
+      <w:pPr>
+        <w:spacing w:after="200"/>
+        <w:jc w:val="both"/>
+      </w:pPr>
+      <w:r>
+        <w:t xml:space="preserve">Đó là lý do khi thành lập </w:t>
+      </w:r>
+      <w:hyperlink w:history="1" r:id="rId69igndg6usbswzcxcor1x">
         <w:r>
           <w:rPr>
             <w:rStyle w:val="Hyperlink"/>
@@ -169,16 +196,34 @@
         <w:jc w:val="both"/>
       </w:pPr>
       <w:r>
-        <w:t xml:space="preserve">Điểm khác biệt trong cách vận hành của Digicom, theo ông Hiếu, nằm ở việc ứng dụng AI xuyên suốt quy trình, từ khâu phân tích hành vi tìm kiếm của khách hàng, đến giám sát hiệu suất SEO và theo dõi hình ảnh thương hiệu trên các kênh truyền thông theo thời gian thực. Ông cho rằng việc kết hợp kinh nghiệm thực chiến trong ngành truyền thông với công nghệ AI giúp Digicom đưa ra những quyết định nhanh hơn nhưng vẫn đảm bảo tính chiến lược, thay vì chạy theo xu hướng công nghệ một cách hình thức.</w:t>
-      </w:r>
-    </w:p>
-    <w:p>
-      <w:pPr>
-        <w:spacing w:after="200"/>
-        <w:jc w:val="both"/>
-      </w:pPr>
-      <w:r>
-        <w:t xml:space="preserve">Không chỉ tập trung vào công nghệ, ông Hiếu cũng đặc biệt chú trọng đến việc xây dựng quy trình làm việc minh bạch với khách hàng. Ông cho biết, một trong những nguyên tắc ông luôn giữ khi làm việc với đối tác là mọi thay đổi kỹ thuật hay chiến lược nội dung đều phải được giải thích rõ ràng, để khách hàng hiểu được lý do và hiệu quả thực tế, thay vì chỉ nhận báo cáo với những con số khó diễn giải.</w:t>
+        <w:t xml:space="preserve">Điểm khác biệt trong cách vận hành của Digicom, theo ông Hiếu, nằm ở việc ứng dụng AI xuyên suốt quy trình, từ khâu phân tích hành vi tìm kiếm của khách hàng, đến giám sát hiệu suất SEO và theo dõi hình ảnh thương hiệu trên các kênh truyền thông theo thời gian thực.</w:t>
+      </w:r>
+    </w:p>
+    <w:p>
+      <w:pPr>
+        <w:spacing w:after="200"/>
+        <w:jc w:val="both"/>
+      </w:pPr>
+      <w:r>
+        <w:t xml:space="preserve">Ông cho rằng việc kết hợp kinh nghiệm thực chiến trong ngành truyền thông với công nghệ AI giúp Digicom đưa ra những quyết định nhanh hơn nhưng vẫn đảm bảo tính chiến lược, thay vì chạy theo xu hướng công nghệ một cách hình thức.</w:t>
+      </w:r>
+    </w:p>
+    <w:p>
+      <w:pPr>
+        <w:spacing w:after="200"/>
+        <w:jc w:val="both"/>
+      </w:pPr>
+      <w:r>
+        <w:t xml:space="preserve">Không chỉ tập trung vào công nghệ, ông Hiếu cũng đặc biệt chú trọng đến việc xây dựng quy trình làm việc minh bạch với khách hàng.</w:t>
+      </w:r>
+    </w:p>
+    <w:p>
+      <w:pPr>
+        <w:spacing w:after="200"/>
+        <w:jc w:val="both"/>
+      </w:pPr>
+      <w:r>
+        <w:t xml:space="preserve">Ông cho biết, một trong những nguyên tắc ông luôn giữ khi làm việc với đối tác là mọi thay đổi kỹ thuật hay chiến lược nội dung đều phải được giải thích rõ ràng, để khách hàng hiểu được lý do và hiệu quả thực tế, thay vì chỉ nhận báo cáo với những con số khó diễn giải.</w:t>
       </w:r>
     </w:p>
     <w:p>
@@ -250,7 +295,7 @@
       <w:r>
         <w:t xml:space="preserve">Một trong những khách hàng đã đồng hành cùng Digicom trong thời gian dài là </w:t>
       </w:r>
-      <w:hyperlink w:history="1" r:id="rIdvbfb2j-aovswzhxhldvrg">
+      <w:hyperlink w:history="1" r:id="rIdelfxtz1hu7b2qqb5kybwm">
         <w:r>
           <w:rPr>
             <w:rStyle w:val="Hyperlink"/>
@@ -261,16 +306,34 @@
         </w:r>
       </w:hyperlink>
       <w:r>
-        <w:t xml:space="preserve">, doanh nghiệp hoạt động trong lĩnh vực vật tư đóng gói công nghiệp. ICD Việt Nam hiện sử dụng website và quy trình marketing, truyền thông automation do Digicom xây dựng. Ông Lê Văn Thăng, Giám đốc ICD Việt Nam, nhận xét cách làm việc của ông Hiếu và đội ngũ Digicom luôn đặt mục tiêu kinh doanh của khách hàng lên hàng đầu, thay vì chỉ tập trung vào các chỉ số kỹ thuật đơn thuần.</w:t>
-      </w:r>
-    </w:p>
-    <w:p>
-      <w:pPr>
-        <w:spacing w:after="200"/>
-        <w:jc w:val="both"/>
-      </w:pPr>
-      <w:r>
-        <w:t xml:space="preserve">Ông Thăng cho biết thêm, sự hài lòng lớn nhất khi hợp tác với Digicom đến từ việc đội ngũ luôn chủ động đề xuất giải pháp trước khi vấn đề phát sinh, thay vì chờ khách hàng phản ánh rồi mới xử lý. Đây cũng là điều ông đánh giá cao ở phong cách làm việc mà ông Hiếu xây dựng cho Digicom ngay từ những ngày đầu.</w:t>
+        <w:t xml:space="preserve">, doanh nghiệp hoạt động trong lĩnh vực vật tư đóng gói công nghiệp. ICD Việt Nam hiện sử dụng website và quy trình marketing, truyền thông automation do Digicom xây dựng.</w:t>
+      </w:r>
+    </w:p>
+    <w:p>
+      <w:pPr>
+        <w:spacing w:after="200"/>
+        <w:jc w:val="both"/>
+      </w:pPr>
+      <w:r>
+        <w:t xml:space="preserve">Ông Lê Văn Thăng, Giám đốc ICD Việt Nam, nhận xét cách làm việc của ông Hiếu và đội ngũ Digicom luôn đặt mục tiêu kinh doanh của khách hàng lên hàng đầu, thay vì chỉ tập trung vào các chỉ số kỹ thuật đơn thuần.</w:t>
+      </w:r>
+    </w:p>
+    <w:p>
+      <w:pPr>
+        <w:spacing w:after="200"/>
+        <w:jc w:val="both"/>
+      </w:pPr>
+      <w:r>
+        <w:t xml:space="preserve">Ông Thăng cho biết thêm, sự hài lòng lớn nhất khi hợp tác với Digicom đến từ việc đội ngũ luôn chủ động đề xuất giải pháp trước khi vấn đề phát sinh, thay vì chờ khách hàng phản ánh rồi mới xử lý.</w:t>
+      </w:r>
+    </w:p>
+    <w:p>
+      <w:pPr>
+        <w:spacing w:after="200"/>
+        <w:jc w:val="both"/>
+      </w:pPr>
+      <w:r>
+        <w:t xml:space="preserve">Đây cũng là điều ông đánh giá cao ở phong cách làm việc mà ông Hiếu xây dựng cho Digicom ngay từ những ngày đầu.</w:t>
       </w:r>
     </w:p>
     <w:p>
@@ -340,16 +403,52 @@
         <w:jc w:val="both"/>
       </w:pPr>
       <w:r>
-        <w:t xml:space="preserve">Trước khi thành lập Digicom, ông Hiếu từng trải qua nhiều vị trí khác nhau trong ngành truyền thông, từ công việc liên quan đến nội dung, quan hệ báo chí, đến quản lý các chiến dịch marketing cho nhiều nhóm khách hàng doanh nghiệp khác nhau. Chính giai đoạn tích luỹ kinh nghiệm này giúp ông hình thành quan điểm rằng công nghệ chỉ thực sự có giá trị khi được áp dụng đúng bài toán kinh doanh, thay vì triển khai theo phong trào. Đây cũng là kim chỉ nam mà ông áp dụng khi xây dựng đội ngũ và quy trình vận hành cho Digicom.</w:t>
-      </w:r>
-    </w:p>
-    <w:p>
-      <w:pPr>
-        <w:spacing w:after="200"/>
-        <w:jc w:val="both"/>
-      </w:pPr>
-      <w:r>
-        <w:t xml:space="preserve">Ông Hiếu cũng nhìn nhận rằng thị trường dịch vụ số tại Việt Nam, kể cả ở những tỉnh thành như Hà Tĩnh, đang dần trưởng thành hơn, khi doanh nghiệp không còn chỉ quan tâm đến việc có một website, mà đặt câu hỏi rõ ràng hơn về hiệu quả đầu tư cho từng đồng chi phí bỏ ra. Ông cho rằng đây là tín hiệu tích cực, buộc các đơn vị cung cấp dịch vụ, trong đó có Digicom, phải liên tục cải thiện chất lượng và minh bạch hoá kết quả để giữ chân khách hàng trong dài hạn. Số liệu công bố trên VnEconomy cũng cho thấy tỷ lệ doanh nghiệp Việt Nam có website hiện chỉ khoảng 44%, gần như không tăng trưởng trong nhiều năm, một khoảng trống mà ông Hiếu cho rằng các đơn vị cung cấp dịch vụ số cần giải quyết bằng giải pháp cụ thể thay vì chỉ tư vấn chung chung.</w:t>
+        <w:t xml:space="preserve">Trước khi thành lập Digicom, ông Hiếu từng trải qua nhiều vị trí khác nhau trong ngành truyền thông, từ công việc liên quan đến nội dung, quan hệ báo chí, đến quản lý các chiến dịch marketing cho nhiều nhóm khách hàng doanh nghiệp khác nhau.</w:t>
+      </w:r>
+    </w:p>
+    <w:p>
+      <w:pPr>
+        <w:spacing w:after="200"/>
+        <w:jc w:val="both"/>
+      </w:pPr>
+      <w:r>
+        <w:t xml:space="preserve">Chính giai đoạn tích luỹ kinh nghiệm này giúp ông hình thành quan điểm rằng công nghệ chỉ thực sự có giá trị khi được áp dụng đúng bài toán kinh doanh, thay vì triển khai theo phong trào.</w:t>
+      </w:r>
+    </w:p>
+    <w:p>
+      <w:pPr>
+        <w:spacing w:after="200"/>
+        <w:jc w:val="both"/>
+      </w:pPr>
+      <w:r>
+        <w:t xml:space="preserve">Đây cũng là kim chỉ nam mà ông áp dụng khi xây dựng đội ngũ và quy trình vận hành cho Digicom.</w:t>
+      </w:r>
+    </w:p>
+    <w:p>
+      <w:pPr>
+        <w:spacing w:after="200"/>
+        <w:jc w:val="both"/>
+      </w:pPr>
+      <w:r>
+        <w:t xml:space="preserve">Ông Hiếu cũng nhìn nhận rằng thị trường dịch vụ số tại Việt Nam, kể cả ở những tỉnh thành như Hà Tĩnh, đang dần trưởng thành hơn, khi doanh nghiệp không còn chỉ quan tâm đến việc có một website, mà đặt câu hỏi rõ ràng hơn về hiệu quả đầu tư cho từng đồng chi phí bỏ ra.</w:t>
+      </w:r>
+    </w:p>
+    <w:p>
+      <w:pPr>
+        <w:spacing w:after="200"/>
+        <w:jc w:val="both"/>
+      </w:pPr>
+      <w:r>
+        <w:t xml:space="preserve">Ông cho rằng đây là tín hiệu tích cực, buộc các đơn vị cung cấp dịch vụ, trong đó có Digicom, phải liên tục cải thiện chất lượng và minh bạch hoá kết quả để giữ chân khách hàng trong dài hạn.</w:t>
+      </w:r>
+    </w:p>
+    <w:p>
+      <w:pPr>
+        <w:spacing w:after="200"/>
+        <w:jc w:val="both"/>
+      </w:pPr>
+      <w:r>
+        <w:t xml:space="preserve">Số liệu công bố trên VnEconomy cũng cho thấy tỷ lệ doanh nghiệp Việt Nam có website hiện chỉ khoảng 44%, gần như không tăng trưởng trong nhiều năm, một khoảng trống mà ông Hiếu cho rằng các đơn vị cung cấp dịch vụ số cần giải quyết bằng giải pháp cụ thể thay vì chỉ tư vấn chung chung.</w:t>
       </w:r>
     </w:p>
     <w:p>

--- a/bai-pr/2026/07/04-baohatinh-chan-dung-do-xuan-hieu.docx
+++ b/bai-pr/2026/07/04-baohatinh-chan-dung-do-xuan-hieu.docx
@@ -73,6 +73,14 @@
     </w:p>
     <w:p>
       <w:pPr>
+        <w:pStyle w:val="Heading2"/>
+      </w:pPr>
+      <w:r>
+        <w:t xml:space="preserve">Người gắn bó gần 15 năm với ngành truyền thông</w:t>
+      </w:r>
+    </w:p>
+    <w:p>
+      <w:pPr>
         <w:spacing w:after="200"/>
         <w:jc w:val="both"/>
       </w:pPr>
@@ -109,13 +117,21 @@
     </w:p>
     <w:p>
       <w:pPr>
+        <w:pStyle w:val="Heading2"/>
+      </w:pPr>
+      <w:r>
+        <w:t xml:space="preserve">Từ kinh nghiệm thực chiến đến Digicom</w:t>
+      </w:r>
+    </w:p>
+    <w:p>
+      <w:pPr>
         <w:spacing w:after="200"/>
         <w:jc w:val="both"/>
       </w:pPr>
       <w:r>
         <w:t xml:space="preserve">Đó là lý do khi thành lập </w:t>
       </w:r>
-      <w:hyperlink w:history="1" r:id="rId69igndg6usbswzcxcor1x">
+      <w:hyperlink w:history="1" r:id="rIdceswda5d4b9ut7wy4ulhu">
         <w:r>
           <w:rPr>
             <w:rStyle w:val="Hyperlink"/>
@@ -289,13 +305,21 @@
     </w:p>
     <w:p>
       <w:pPr>
+        <w:pStyle w:val="Heading2"/>
+      </w:pPr>
+      <w:r>
+        <w:t xml:space="preserve">Khách hàng đánh giá: ICD Việt Nam</w:t>
+      </w:r>
+    </w:p>
+    <w:p>
+      <w:pPr>
         <w:spacing w:after="200"/>
         <w:jc w:val="both"/>
       </w:pPr>
       <w:r>
         <w:t xml:space="preserve">Một trong những khách hàng đã đồng hành cùng Digicom trong thời gian dài là </w:t>
       </w:r>
-      <w:hyperlink w:history="1" r:id="rIdelfxtz1hu7b2qqb5kybwm">
+      <w:hyperlink w:history="1" r:id="rId8u5sqba983awjj-gwhfuc">
         <w:r>
           <w:rPr>
             <w:rStyle w:val="Hyperlink"/>
@@ -399,6 +423,14 @@
     </w:p>
     <w:p>
       <w:pPr>
+        <w:pStyle w:val="Heading2"/>
+      </w:pPr>
+      <w:r>
+        <w:t xml:space="preserve">Hành trình trước khi thành lập Digicom</w:t>
+      </w:r>
+    </w:p>
+    <w:p>
+      <w:pPr>
         <w:spacing w:after="200"/>
         <w:jc w:val="both"/>
       </w:pPr>
@@ -422,6 +454,14 @@
       </w:pPr>
       <w:r>
         <w:t xml:space="preserve">Đây cũng là kim chỉ nam mà ông áp dụng khi xây dựng đội ngũ và quy trình vận hành cho Digicom.</w:t>
+      </w:r>
+    </w:p>
+    <w:p>
+      <w:pPr>
+        <w:pStyle w:val="Heading2"/>
+      </w:pPr>
+      <w:r>
+        <w:t xml:space="preserve">Thị trường dịch vụ số tại các tỉnh thành</w:t>
       </w:r>
     </w:p>
     <w:p>
@@ -904,5 +944,22 @@
       <w:szCs w:val="32"/>
     </w:rPr>
   </w:style>
+  <w:style w:type="paragraph" w:styleId="Heading2">
+    <w:name w:val="Heading 2"/>
+    <w:basedOn w:val="Normal"/>
+    <w:next w:val="Normal"/>
+    <w:qFormat/>
+    <w:pPr>
+      <w:spacing w:after="160" w:before="240"/>
+      <w:outlineLvl w:val="1"/>
+    </w:pPr>
+    <w:rPr>
+      <w:rFonts w:ascii="Times New Roman" w:cs="Times New Roman" w:eastAsia="Times New Roman" w:hAnsi="Times New Roman"/>
+      <w:b/>
+      <w:bCs/>
+      <w:sz w:val="26"/>
+      <w:szCs w:val="26"/>
+    </w:rPr>
+  </w:style>
 </w:styles>
 </file>
--- a/bai-pr/2026/07/04-baohatinh-chan-dung-do-xuan-hieu.docx
+++ b/bai-pr/2026/07/04-baohatinh-chan-dung-do-xuan-hieu.docx
@@ -8,6 +8,19 @@
       </w:pPr>
       <w:r>
         <w:t xml:space="preserve">Đỗ Xuân Hiếu, Giám đốc DigicomVN, và hành trình gần 15 năm gắn bó với ngành truyền thông, marketing</w:t>
+      </w:r>
+    </w:p>
+    <w:p>
+      <w:pPr>
+        <w:spacing w:after="240"/>
+        <w:jc w:val="both"/>
+      </w:pPr>
+      <w:r>
+        <w:rPr>
+          <w:b/>
+          <w:bCs/>
+        </w:rPr>
+        <w:t xml:space="preserve">Ông Đỗ Xuân Hiếu, Giám đốc Digicom, có gần 15 năm gắn bó với ngành truyền thông và marketing trước khi xây dựng công ty theo hướng tập trung vào website và automation truyền thông ứng dụng AI. Hành trình của ông gắn liền với những khách hàng thực tế như ICD Việt Nam.</w:t>
       </w:r>
     </w:p>
     <w:p>
@@ -85,6 +98,10 @@
         <w:jc w:val="both"/>
       </w:pPr>
       <w:r>
+        <w:rPr>
+          <w:b w:val="false"/>
+          <w:bCs w:val="false"/>
+        </w:rPr>
         <w:t xml:space="preserve">Trong lĩnh vực truyền thông và marketing tại Việt Nam, không thiếu những người làm nghề lâu năm, nhưng không phải ai cũng chọn cách chuyển hướng sang xây dựng một doanh nghiệp dịch vụ số ứng dụng công nghệ mới ngay từ giai đoạn đầu.</w:t>
       </w:r>
     </w:p>
@@ -94,6 +111,10 @@
         <w:jc w:val="both"/>
       </w:pPr>
       <w:r>
+        <w:rPr>
+          <w:b w:val="false"/>
+          <w:bCs w:val="false"/>
+        </w:rPr>
         <w:t xml:space="preserve">Ông Đỗ Xuân Hiếu, Giám đốc Digicom (CÔNG TY TNHH DỊCH VỤ TRUYỀN THÔNG DIGITO COMBAT), là một trong số đó, với gần 15 năm kinh nghiệm trong ngành trước khi bắt tay xây dựng một mô hình dịch vụ số lấy trí tuệ nhân tạo (AI) làm nền tảng vận hành.</w:t>
       </w:r>
     </w:p>
@@ -103,6 +124,10 @@
         <w:jc w:val="both"/>
       </w:pPr>
       <w:r>
+        <w:rPr>
+          <w:b w:val="false"/>
+          <w:bCs w:val="false"/>
+        </w:rPr>
         <w:t xml:space="preserve">Theo khảo sát được Dân trí công bố tháng 6/2026, khoảng 80% doanh nghiệp Việt Nam đã bắt đầu ứng dụng AI vào hoạt động kinh doanh, trong đó khoảng 25% đã ứng dụng ở cấp độ nâng cao, cho thấy đây không còn là xu hướng thử nghiệm mà đã trở thành yêu cầu thực tế.</w:t>
       </w:r>
     </w:p>
@@ -112,6 +137,10 @@
         <w:jc w:val="both"/>
       </w:pPr>
       <w:r>
+        <w:rPr>
+          <w:b w:val="false"/>
+          <w:bCs w:val="false"/>
+        </w:rPr>
         <w:t xml:space="preserve">Theo chia sẻ của ông Hiếu, thời gian làm việc trong lĩnh vực truyền thông và marketing giúp ông hiểu rõ một điều: phần lớn doanh nghiệp không thiếu ý tưởng, mà thiếu nhân sự để thực hiện đều đặn.</w:t>
       </w:r>
     </w:p>
@@ -129,9 +158,13 @@
         <w:jc w:val="both"/>
       </w:pPr>
       <w:r>
+        <w:rPr>
+          <w:b w:val="false"/>
+          <w:bCs w:val="false"/>
+        </w:rPr>
         <w:t xml:space="preserve">Đó là lý do khi thành lập </w:t>
       </w:r>
-      <w:hyperlink w:history="1" r:id="rIdceswda5d4b9ut7wy4ulhu">
+      <w:hyperlink w:history="1" r:id="rIdj4qxd8bc1dtvskhi7kriz">
         <w:r>
           <w:rPr>
             <w:rStyle w:val="Hyperlink"/>
@@ -142,6 +175,10 @@
         </w:r>
       </w:hyperlink>
       <w:r>
+        <w:rPr>
+          <w:b w:val="false"/>
+          <w:bCs w:val="false"/>
+        </w:rPr>
         <w:t xml:space="preserve">, ông định hướng công ty tập trung vào hai việc cụ thể: làm website và xây dựng quy trình marketing, truyền thông tự động hoá (automation) bằng AI, giúp doanh nghiệp tiết kiệm nhân sự, chi phí và tối ưu năng suất lao động.</w:t>
       </w:r>
     </w:p>
@@ -212,6 +249,10 @@
         <w:jc w:val="both"/>
       </w:pPr>
       <w:r>
+        <w:rPr>
+          <w:b w:val="false"/>
+          <w:bCs w:val="false"/>
+        </w:rPr>
         <w:t xml:space="preserve">Điểm khác biệt trong cách vận hành của Digicom, theo ông Hiếu, nằm ở việc ứng dụng AI xuyên suốt quy trình, từ khâu phân tích hành vi tìm kiếm của khách hàng, đến giám sát hiệu suất SEO và theo dõi hình ảnh thương hiệu trên các kênh truyền thông theo thời gian thực.</w:t>
       </w:r>
     </w:p>
@@ -221,6 +262,10 @@
         <w:jc w:val="both"/>
       </w:pPr>
       <w:r>
+        <w:rPr>
+          <w:b w:val="false"/>
+          <w:bCs w:val="false"/>
+        </w:rPr>
         <w:t xml:space="preserve">Ông cho rằng việc kết hợp kinh nghiệm thực chiến trong ngành truyền thông với công nghệ AI giúp Digicom đưa ra những quyết định nhanh hơn nhưng vẫn đảm bảo tính chiến lược, thay vì chạy theo xu hướng công nghệ một cách hình thức.</w:t>
       </w:r>
     </w:p>
@@ -230,6 +275,10 @@
         <w:jc w:val="both"/>
       </w:pPr>
       <w:r>
+        <w:rPr>
+          <w:b w:val="false"/>
+          <w:bCs w:val="false"/>
+        </w:rPr>
         <w:t xml:space="preserve">Không chỉ tập trung vào công nghệ, ông Hiếu cũng đặc biệt chú trọng đến việc xây dựng quy trình làm việc minh bạch với khách hàng.</w:t>
       </w:r>
     </w:p>
@@ -239,6 +288,10 @@
         <w:jc w:val="both"/>
       </w:pPr>
       <w:r>
+        <w:rPr>
+          <w:b w:val="false"/>
+          <w:bCs w:val="false"/>
+        </w:rPr>
         <w:t xml:space="preserve">Ông cho biết, một trong những nguyên tắc ông luôn giữ khi làm việc với đối tác là mọi thay đổi kỹ thuật hay chiến lược nội dung đều phải được giải thích rõ ràng, để khách hàng hiểu được lý do và hiệu quả thực tế, thay vì chỉ nhận báo cáo với những con số khó diễn giải.</w:t>
       </w:r>
     </w:p>
@@ -317,9 +370,13 @@
         <w:jc w:val="both"/>
       </w:pPr>
       <w:r>
+        <w:rPr>
+          <w:b w:val="false"/>
+          <w:bCs w:val="false"/>
+        </w:rPr>
         <w:t xml:space="preserve">Một trong những khách hàng đã đồng hành cùng Digicom trong thời gian dài là </w:t>
       </w:r>
-      <w:hyperlink w:history="1" r:id="rId8u5sqba983awjj-gwhfuc">
+      <w:hyperlink w:history="1" r:id="rId8nalhfzf0eezamgmtuarl">
         <w:r>
           <w:rPr>
             <w:rStyle w:val="Hyperlink"/>
@@ -330,6 +387,10 @@
         </w:r>
       </w:hyperlink>
       <w:r>
+        <w:rPr>
+          <w:b w:val="false"/>
+          <w:bCs w:val="false"/>
+        </w:rPr>
         <w:t xml:space="preserve">, doanh nghiệp hoạt động trong lĩnh vực vật tư đóng gói công nghiệp. ICD Việt Nam hiện sử dụng website và quy trình marketing, truyền thông automation do Digicom xây dựng.</w:t>
       </w:r>
     </w:p>
@@ -339,6 +400,10 @@
         <w:jc w:val="both"/>
       </w:pPr>
       <w:r>
+        <w:rPr>
+          <w:b w:val="false"/>
+          <w:bCs w:val="false"/>
+        </w:rPr>
         <w:t xml:space="preserve">Ông Lê Văn Thăng, Giám đốc ICD Việt Nam, nhận xét cách làm việc của ông Hiếu và đội ngũ Digicom luôn đặt mục tiêu kinh doanh của khách hàng lên hàng đầu, thay vì chỉ tập trung vào các chỉ số kỹ thuật đơn thuần.</w:t>
       </w:r>
     </w:p>
@@ -348,6 +413,10 @@
         <w:jc w:val="both"/>
       </w:pPr>
       <w:r>
+        <w:rPr>
+          <w:b w:val="false"/>
+          <w:bCs w:val="false"/>
+        </w:rPr>
         <w:t xml:space="preserve">Ông Thăng cho biết thêm, sự hài lòng lớn nhất khi hợp tác với Digicom đến từ việc đội ngũ luôn chủ động đề xuất giải pháp trước khi vấn đề phát sinh, thay vì chờ khách hàng phản ánh rồi mới xử lý.</w:t>
       </w:r>
     </w:p>
@@ -357,6 +426,10 @@
         <w:jc w:val="both"/>
       </w:pPr>
       <w:r>
+        <w:rPr>
+          <w:b w:val="false"/>
+          <w:bCs w:val="false"/>
+        </w:rPr>
         <w:t xml:space="preserve">Đây cũng là điều ông đánh giá cao ở phong cách làm việc mà ông Hiếu xây dựng cho Digicom ngay từ những ngày đầu.</w:t>
       </w:r>
     </w:p>
@@ -435,6 +508,10 @@
         <w:jc w:val="both"/>
       </w:pPr>
       <w:r>
+        <w:rPr>
+          <w:b w:val="false"/>
+          <w:bCs w:val="false"/>
+        </w:rPr>
         <w:t xml:space="preserve">Trước khi thành lập Digicom, ông Hiếu từng trải qua nhiều vị trí khác nhau trong ngành truyền thông, từ công việc liên quan đến nội dung, quan hệ báo chí, đến quản lý các chiến dịch marketing cho nhiều nhóm khách hàng doanh nghiệp khác nhau.</w:t>
       </w:r>
     </w:p>
@@ -444,6 +521,10 @@
         <w:jc w:val="both"/>
       </w:pPr>
       <w:r>
+        <w:rPr>
+          <w:b w:val="false"/>
+          <w:bCs w:val="false"/>
+        </w:rPr>
         <w:t xml:space="preserve">Chính giai đoạn tích luỹ kinh nghiệm này giúp ông hình thành quan điểm rằng công nghệ chỉ thực sự có giá trị khi được áp dụng đúng bài toán kinh doanh, thay vì triển khai theo phong trào.</w:t>
       </w:r>
     </w:p>
@@ -453,6 +534,10 @@
         <w:jc w:val="both"/>
       </w:pPr>
       <w:r>
+        <w:rPr>
+          <w:b w:val="false"/>
+          <w:bCs w:val="false"/>
+        </w:rPr>
         <w:t xml:space="preserve">Đây cũng là kim chỉ nam mà ông áp dụng khi xây dựng đội ngũ và quy trình vận hành cho Digicom.</w:t>
       </w:r>
     </w:p>
@@ -470,6 +555,10 @@
         <w:jc w:val="both"/>
       </w:pPr>
       <w:r>
+        <w:rPr>
+          <w:b w:val="false"/>
+          <w:bCs w:val="false"/>
+        </w:rPr>
         <w:t xml:space="preserve">Ông Hiếu cũng nhìn nhận rằng thị trường dịch vụ số tại Việt Nam, kể cả ở những tỉnh thành như Hà Tĩnh, đang dần trưởng thành hơn, khi doanh nghiệp không còn chỉ quan tâm đến việc có một website, mà đặt câu hỏi rõ ràng hơn về hiệu quả đầu tư cho từng đồng chi phí bỏ ra.</w:t>
       </w:r>
     </w:p>
@@ -479,6 +568,10 @@
         <w:jc w:val="both"/>
       </w:pPr>
       <w:r>
+        <w:rPr>
+          <w:b w:val="false"/>
+          <w:bCs w:val="false"/>
+        </w:rPr>
         <w:t xml:space="preserve">Ông cho rằng đây là tín hiệu tích cực, buộc các đơn vị cung cấp dịch vụ, trong đó có Digicom, phải liên tục cải thiện chất lượng và minh bạch hoá kết quả để giữ chân khách hàng trong dài hạn.</w:t>
       </w:r>
     </w:p>
@@ -488,6 +581,10 @@
         <w:jc w:val="both"/>
       </w:pPr>
       <w:r>
+        <w:rPr>
+          <w:b w:val="false"/>
+          <w:bCs w:val="false"/>
+        </w:rPr>
         <w:t xml:space="preserve">Số liệu công bố trên VnEconomy cũng cho thấy tỷ lệ doanh nghiệp Việt Nam có website hiện chỉ khoảng 44%, gần như không tăng trưởng trong nhiều năm, một khoảng trống mà ông Hiếu cho rằng các đơn vị cung cấp dịch vụ số cần giải quyết bằng giải pháp cụ thể thay vì chỉ tư vấn chung chung.</w:t>
       </w:r>
     </w:p>
@@ -558,6 +655,10 @@
         <w:jc w:val="both"/>
       </w:pPr>
       <w:r>
+        <w:rPr>
+          <w:b w:val="false"/>
+          <w:bCs w:val="false"/>
+        </w:rPr>
         <w:t xml:space="preserve">Từ kinh nghiệm gần 15 năm trong ngành truyền thông đến việc xây dựng một doanh nghiệp dịch vụ số ứng dụng AI, hành trình của ông Đỗ Xuân Hiếu phản ánh một hướng đi mà nhiều người làm nghề lâu năm tại Việt Nam đang cân nhắc: kết hợp kinh nghiệm thực chiến với công nghệ mới để tạo ra giá trị bền vững hơn cho khách hàng doanh nghiệp, thay vì chỉ chạy theo những công cụ nhất thời.</w:t>
       </w:r>
     </w:p>

--- a/bai-pr/2026/07/04-baohatinh-chan-dung-do-xuan-hieu.docx
+++ b/bai-pr/2026/07/04-baohatinh-chan-dung-do-xuan-hieu.docx
@@ -20,7 +20,7 @@
           <w:b/>
           <w:bCs/>
         </w:rPr>
-        <w:t xml:space="preserve">Ông Đỗ Xuân Hiếu, Giám đốc Digicom, có gần 15 năm gắn bó với ngành truyền thông và marketing trước khi xây dựng công ty theo hướng tập trung vào website và automation truyền thông ứng dụng AI. Hành trình của ông gắn liền với những khách hàng thực tế như ICD Việt Nam.</w:t>
+        <w:t xml:space="preserve">Ông Đỗ Xuân Hiếu, Giám đốc DigicomVN, có gần 15 năm gắn bó với ngành truyền thông và marketing trước khi xây dựng công ty tập trung vào dịch vụ booking báo chí kết hợp automation ứng dụng AI. Hành trình của ông gắn liền với những khách hàng thực tế như ICD Việt Nam.</w:t>
       </w:r>
     </w:p>
     <w:p>
@@ -33,7 +33,7 @@
           <wp:inline distT="0" distB="0" distL="0" distR="0">
             <wp:extent cx="4572000" cy="3048000"/>
             <wp:effectExtent t="0" r="0" b="0" l="0"/>
-            <wp:docPr id="1" name="Anh minh hoa" descr="Ảnh minh họa: Công nghệ automation đang thay đổi cách ngành truyền thông, marketing vận hành." title="Anh minh hoa"/>
+            <wp:docPr id="1" name="Anh minh hoa" descr="Ảnh minh họa: Thành phố Hà Tĩnh, nơi nhu cầu về dịch vụ truyền thông cho doanh nghiệp đang tăng lên." title="Anh minh hoa"/>
             <wp:cNvGraphicFramePr>
               <a:graphicFrameLocks xmlns:a="http://schemas.openxmlformats.org/drawingml/2006/main" noChangeAspect="1"/>
             </wp:cNvGraphicFramePr>
@@ -81,7 +81,7 @@
           <w:sz w:val="20"/>
           <w:szCs w:val="20"/>
         </w:rPr>
-        <w:t xml:space="preserve">Ảnh minh họa: Công nghệ automation đang thay đổi cách ngành truyền thông, marketing vận hành.</w:t>
+        <w:t xml:space="preserve">Ảnh minh họa: Thành phố Hà Tĩnh, nơi nhu cầu về dịch vụ truyền thông cho doanh nghiệp đang tăng lên.</w:t>
       </w:r>
     </w:p>
     <w:p>
@@ -102,46 +102,46 @@
           <w:b w:val="false"/>
           <w:bCs w:val="false"/>
         </w:rPr>
-        <w:t xml:space="preserve">Trong lĩnh vực truyền thông và marketing tại Việt Nam, không thiếu những người làm nghề lâu năm, nhưng không phải ai cũng chọn cách chuyển hướng sang xây dựng một doanh nghiệp dịch vụ số ứng dụng công nghệ mới ngay từ giai đoạn đầu.</w:t>
-      </w:r>
-    </w:p>
-    <w:p>
-      <w:pPr>
-        <w:spacing w:after="200"/>
-        <w:jc w:val="both"/>
-      </w:pPr>
-      <w:r>
-        <w:rPr>
-          <w:b w:val="false"/>
-          <w:bCs w:val="false"/>
-        </w:rPr>
-        <w:t xml:space="preserve">Ông Đỗ Xuân Hiếu, Giám đốc Digicom (CÔNG TY TNHH DỊCH VỤ TRUYỀN THÔNG DIGITO COMBAT), là một trong số đó, với gần 15 năm kinh nghiệm trong ngành trước khi bắt tay xây dựng một mô hình dịch vụ số lấy trí tuệ nhân tạo (AI) làm nền tảng vận hành.</w:t>
-      </w:r>
-    </w:p>
-    <w:p>
-      <w:pPr>
-        <w:spacing w:after="200"/>
-        <w:jc w:val="both"/>
-      </w:pPr>
-      <w:r>
-        <w:rPr>
-          <w:b w:val="false"/>
-          <w:bCs w:val="false"/>
-        </w:rPr>
-        <w:t xml:space="preserve">Theo khảo sát được Dân trí công bố tháng 6/2026, khoảng 80% doanh nghiệp Việt Nam đã bắt đầu ứng dụng AI vào hoạt động kinh doanh, trong đó khoảng 25% đã ứng dụng ở cấp độ nâng cao, cho thấy đây không còn là xu hướng thử nghiệm mà đã trở thành yêu cầu thực tế.</w:t>
-      </w:r>
-    </w:p>
-    <w:p>
-      <w:pPr>
-        <w:spacing w:after="200"/>
-        <w:jc w:val="both"/>
-      </w:pPr>
-      <w:r>
-        <w:rPr>
-          <w:b w:val="false"/>
-          <w:bCs w:val="false"/>
-        </w:rPr>
-        <w:t xml:space="preserve">Theo chia sẻ của ông Hiếu, thời gian làm việc trong lĩnh vực truyền thông và marketing giúp ông hiểu rõ một điều: phần lớn doanh nghiệp không thiếu ý tưởng, mà thiếu nhân sự để thực hiện đều đặn.</w:t>
+        <w:t xml:space="preserve">Trong lĩnh vực truyền thông và marketing tại Việt Nam, không thiếu những người làm nghề lâu năm, nhưng không nhiều người chọn hướng đi tập trung sâu vào một mảng cụ thể thay vì mở rộng dàn trải.</w:t>
+      </w:r>
+    </w:p>
+    <w:p>
+      <w:pPr>
+        <w:spacing w:after="200"/>
+        <w:jc w:val="both"/>
+      </w:pPr>
+      <w:r>
+        <w:rPr>
+          <w:b w:val="false"/>
+          <w:bCs w:val="false"/>
+        </w:rPr>
+        <w:t xml:space="preserve">Ông Đỗ Xuân Hiếu, Giám đốc DigicomVN (CÔNG TY TNHH DỊCH VỤ TRUYỀN THÔNG DIGITO COMBAT), là một trong số đó, với gần 15 năm gắn bó cùng ngành truyền thông và marketing trước khi thành lập công ty riêng.</w:t>
+      </w:r>
+    </w:p>
+    <w:p>
+      <w:pPr>
+        <w:spacing w:after="200"/>
+        <w:jc w:val="both"/>
+      </w:pPr>
+      <w:r>
+        <w:rPr>
+          <w:b w:val="false"/>
+          <w:bCs w:val="false"/>
+        </w:rPr>
+        <w:t xml:space="preserve">Theo khảo sát được Dân trí công bố tháng 6/2026, khoảng 80% doanh nghiệp Việt Nam đã bắt đầu ứng dụng AI ở một mức độ nào đó, nhưng chỉ khoảng 25% ứng dụng ở mức nâng cao, cho thấy dư địa để các đơn vị dịch vụ chuyên sâu như DigicomVN hỗ trợ doanh nghiệp còn rất lớn.</w:t>
+      </w:r>
+    </w:p>
+    <w:p>
+      <w:pPr>
+        <w:spacing w:after="200"/>
+        <w:jc w:val="both"/>
+      </w:pPr>
+      <w:r>
+        <w:rPr>
+          <w:b w:val="false"/>
+          <w:bCs w:val="false"/>
+        </w:rPr>
+        <w:t xml:space="preserve">Theo chia sẻ của ông Hiếu, thời gian làm việc trong lĩnh vực truyền thông và marketing giúp ông hiểu rõ những phần việc doanh nghiệp thường phải làm thủ công mỗi ngày, đặc biệt là việc liên hệ báo chí, theo dõi lịch đăng bài và tổng hợp hiệu quả truyền thông.</w:t>
       </w:r>
     </w:p>
     <w:p>
@@ -149,7 +149,7 @@
         <w:pStyle w:val="Heading2"/>
       </w:pPr>
       <w:r>
-        <w:t xml:space="preserve">Từ kinh nghiệm thực chiến đến Digicom</w:t>
+        <w:t xml:space="preserve">Từ kinh nghiệm thực chiến đến DigicomVN</w:t>
       </w:r>
     </w:p>
     <w:p>
@@ -164,14 +164,14 @@
         </w:rPr>
         <w:t xml:space="preserve">Đó là lý do khi thành lập </w:t>
       </w:r>
-      <w:hyperlink w:history="1" r:id="rIdj4qxd8bc1dtvskhi7kriz">
+      <w:hyperlink w:history="1" r:id="rIdtwwgfkwjit51rmjy6hvho">
         <w:r>
           <w:rPr>
             <w:rStyle w:val="Hyperlink"/>
             <w:b/>
             <w:bCs/>
           </w:rPr>
-          <w:t xml:space="preserve">Digicom</w:t>
+          <w:t xml:space="preserve">DigicomVN</w:t>
         </w:r>
       </w:hyperlink>
       <w:r>
@@ -179,94 +179,88 @@
           <w:b w:val="false"/>
           <w:bCs w:val="false"/>
         </w:rPr>
-        <w:t xml:space="preserve">, ông định hướng công ty tập trung vào hai việc cụ thể: làm website và xây dựng quy trình marketing, truyền thông tự động hoá (automation) bằng AI, giúp doanh nghiệp tiết kiệm nhân sự, chi phí và tối ưu năng suất lao động.</w:t>
-      </w:r>
-    </w:p>
-    <w:p>
-      <w:pPr>
-        <w:spacing w:after="60" w:before="120"/>
-        <w:jc w:val="center"/>
-      </w:pPr>
-      <w:r>
-        <w:drawing>
-          <wp:inline distT="0" distB="0" distL="0" distR="0">
-            <wp:extent cx="4572000" cy="3048000"/>
-            <wp:effectExtent t="0" r="0" b="0" l="0"/>
-            <wp:docPr id="1" name="Anh minh hoa" descr="Ảnh minh họa: Phân tích dữ liệu tự động hỗ trợ xây dựng chiến lược truyền thông hiệu quả hơn." title="Anh minh hoa"/>
-            <wp:cNvGraphicFramePr>
-              <a:graphicFrameLocks xmlns:a="http://schemas.openxmlformats.org/drawingml/2006/main" noChangeAspect="1"/>
-            </wp:cNvGraphicFramePr>
-            <a:graphic xmlns:a="http://schemas.openxmlformats.org/drawingml/2006/main">
-              <a:graphicData uri="http://schemas.openxmlformats.org/drawingml/2006/picture">
-                <pic:pic xmlns:pic="http://schemas.openxmlformats.org/drawingml/2006/picture">
-                  <pic:nvPicPr>
-                    <pic:cNvPr id="0" name="" descr=""/>
-                    <pic:cNvPicPr>
-                      <a:picLocks noChangeAspect="1" noChangeArrowheads="1"/>
-                    </pic:cNvPicPr>
-                  </pic:nvPicPr>
-                  <pic:blipFill>
-                    <a:blip r:embed="rId8" cstate="none"/>
-                    <a:srcRect/>
-                    <a:stretch>
-                      <a:fillRect/>
-                    </a:stretch>
-                  </pic:blipFill>
-                  <pic:spPr bwMode="auto">
-                    <a:xfrm>
-                      <a:off x="0" y="0"/>
-                      <a:ext cx="4572000" cy="3048000"/>
-                    </a:xfrm>
-                    <a:prstGeom prst="rect">
-                      <a:avLst/>
-                    </a:prstGeom>
-                  </pic:spPr>
-                </pic:pic>
-              </a:graphicData>
-            </a:graphic>
-          </wp:inline>
-        </w:drawing>
-      </w:r>
-    </w:p>
-    <w:p>
-      <w:pPr>
-        <w:spacing w:after="200"/>
-        <w:jc w:val="center"/>
-      </w:pPr>
-      <w:r>
-        <w:rPr>
-          <w:i/>
-          <w:iCs/>
-          <w:sz w:val="20"/>
-          <w:szCs w:val="20"/>
-        </w:rPr>
-        <w:t xml:space="preserve">Ảnh minh họa: Phân tích dữ liệu tự động hỗ trợ xây dựng chiến lược truyền thông hiệu quả hơn.</w:t>
-      </w:r>
-    </w:p>
-    <w:p>
-      <w:pPr>
-        <w:spacing w:after="200"/>
-        <w:jc w:val="both"/>
-      </w:pPr>
-      <w:r>
-        <w:rPr>
-          <w:b w:val="false"/>
-          <w:bCs w:val="false"/>
-        </w:rPr>
-        <w:t xml:space="preserve">Điểm khác biệt trong cách vận hành của Digicom, theo ông Hiếu, nằm ở việc ứng dụng AI xuyên suốt quy trình, từ khâu phân tích hành vi tìm kiếm của khách hàng, đến giám sát hiệu suất SEO và theo dõi hình ảnh thương hiệu trên các kênh truyền thông theo thời gian thực.</w:t>
-      </w:r>
-    </w:p>
-    <w:p>
-      <w:pPr>
-        <w:spacing w:after="200"/>
-        <w:jc w:val="both"/>
-      </w:pPr>
-      <w:r>
-        <w:rPr>
-          <w:b w:val="false"/>
-          <w:bCs w:val="false"/>
-        </w:rPr>
-        <w:t xml:space="preserve">Ông cho rằng việc kết hợp kinh nghiệm thực chiến trong ngành truyền thông với công nghệ AI giúp Digicom đưa ra những quyết định nhanh hơn nhưng vẫn đảm bảo tính chiến lược, thay vì chạy theo xu hướng công nghệ một cách hình thức.</w:t>
+        <w:t xml:space="preserve">, ông định hướng công ty tập trung vào dịch vụ truyền thông, trọng tâm là booking báo chí và PR, kết hợp automation ứng dụng AI thay vì cung cấp một danh mục dịch vụ dàn trải.</w:t>
+      </w:r>
+    </w:p>
+    <w:p>
+      <w:pPr>
+        <w:spacing w:after="200"/>
+        <w:jc w:val="both"/>
+      </w:pPr>
+      <w:r>
+        <w:rPr>
+          <w:b w:val="false"/>
+          <w:bCs w:val="false"/>
+        </w:rPr>
+        <w:t xml:space="preserve">Điểm khác biệt trong cách vận hành của DigicomVN, theo ông Hiếu, nằm ở việc ứng dụng AI xuyên suốt quy trình booking báo chí, từ lên kế hoạch, lựa chọn đầu báo phù hợp, đến theo dõi tiến độ và tổng hợp báo cáo hiệu quả.</w:t>
+      </w:r>
+    </w:p>
+    <w:p>
+      <w:pPr>
+        <w:pStyle w:val="Heading2"/>
+      </w:pPr>
+      <w:r>
+        <w:t xml:space="preserve">Booking báo chí và câu chuyện SEO mở rộng sang GEO</w:t>
+      </w:r>
+    </w:p>
+    <w:p>
+      <w:pPr>
+        <w:spacing w:after="200"/>
+        <w:jc w:val="both"/>
+      </w:pPr>
+      <w:r>
+        <w:rPr>
+          <w:b w:val="false"/>
+          <w:bCs w:val="false"/>
+        </w:rPr>
+        <w:t xml:space="preserve">Ông cho rằng trong bối cảnh các công cụ tìm kiếm AI ngày càng phổ biến, việc thương hiệu được nhắc đến trên báo chí uy tín không chỉ phục vụ mục đích quảng bá mà còn giúp doanh nghiệp được các công cụ này nhận diện tốt hơn, một khía cạnh mà ông gọi là phần mở rộng tự nhiên của SEO sang GEO.</w:t>
+      </w:r>
+    </w:p>
+    <w:p>
+      <w:pPr>
+        <w:pStyle w:val="Heading2"/>
+      </w:pPr>
+      <w:r>
+        <w:t xml:space="preserve">Quan điểm về quảng cáo trả phí và tài sản thương hiệu</w:t>
+      </w:r>
+    </w:p>
+    <w:p>
+      <w:pPr>
+        <w:spacing w:after="200"/>
+        <w:jc w:val="both"/>
+      </w:pPr>
+      <w:r>
+        <w:rPr>
+          <w:b w:val="false"/>
+          <w:bCs w:val="false"/>
+        </w:rPr>
+        <w:t xml:space="preserve">Ông Hiếu cho biết ông từng chứng kiến nhiều doanh nghiệp phụ thuộc gần như hoàn toàn vào quảng cáo trả phí để tiếp cận khách hàng, và nhận ra một điểm yếu cố hữu: hiệu quả biến mất ngay khi ngân sách quảng cáo dừng lại.</w:t>
+      </w:r>
+    </w:p>
+    <w:p>
+      <w:pPr>
+        <w:spacing w:after="200"/>
+        <w:jc w:val="both"/>
+      </w:pPr>
+      <w:r>
+        <w:rPr>
+          <w:b w:val="false"/>
+          <w:bCs w:val="false"/>
+        </w:rPr>
+        <w:t xml:space="preserve">Theo ông, một bài viết trên báo chí uy tín, ngược lại, tiếp tục tồn tại và được các công cụ tìm kiếm, kể cả AI, tham chiếu trong thời gian dài sau khi đăng, giống như một dạng tài sản thương hiệu tích luỹ dần theo thời gian.</w:t>
+      </w:r>
+    </w:p>
+    <w:p>
+      <w:pPr>
+        <w:spacing w:after="200"/>
+        <w:jc w:val="both"/>
+      </w:pPr>
+      <w:r>
+        <w:rPr>
+          <w:b w:val="false"/>
+          <w:bCs w:val="false"/>
+        </w:rPr>
+        <w:t xml:space="preserve">Đây là lý do ông định hướng DigicomVN tập trung vào booking báo chí thay vì chạy theo quảng cáo trả phí đơn thuần, dù cách tiếp cận này đòi hỏi thời gian để thấy hiệu quả rõ rệt hơn.</w:t>
       </w:r>
     </w:p>
     <w:p>
@@ -292,68 +286,7 @@
           <w:b w:val="false"/>
           <w:bCs w:val="false"/>
         </w:rPr>
-        <w:t xml:space="preserve">Ông cho biết, một trong những nguyên tắc ông luôn giữ khi làm việc với đối tác là mọi thay đổi kỹ thuật hay chiến lược nội dung đều phải được giải thích rõ ràng, để khách hàng hiểu được lý do và hiệu quả thực tế, thay vì chỉ nhận báo cáo với những con số khó diễn giải.</w:t>
-      </w:r>
-    </w:p>
-    <w:p>
-      <w:pPr>
-        <w:spacing w:after="60" w:before="120"/>
-        <w:jc w:val="center"/>
-      </w:pPr>
-      <w:r>
-        <w:drawing>
-          <wp:inline distT="0" distB="0" distL="0" distR="0">
-            <wp:extent cx="4572000" cy="3048000"/>
-            <wp:effectExtent t="0" r="0" b="0" l="0"/>
-            <wp:docPr id="1" name="Anh minh hoa" descr="Ảnh minh họa: Chăm sóc khách hàng là một phần trong quy trình truyền thông automation." title="Anh minh hoa"/>
-            <wp:cNvGraphicFramePr>
-              <a:graphicFrameLocks xmlns:a="http://schemas.openxmlformats.org/drawingml/2006/main" noChangeAspect="1"/>
-            </wp:cNvGraphicFramePr>
-            <a:graphic xmlns:a="http://schemas.openxmlformats.org/drawingml/2006/main">
-              <a:graphicData uri="http://schemas.openxmlformats.org/drawingml/2006/picture">
-                <pic:pic xmlns:pic="http://schemas.openxmlformats.org/drawingml/2006/picture">
-                  <pic:nvPicPr>
-                    <pic:cNvPr id="0" name="" descr=""/>
-                    <pic:cNvPicPr>
-                      <a:picLocks noChangeAspect="1" noChangeArrowheads="1"/>
-                    </pic:cNvPicPr>
-                  </pic:nvPicPr>
-                  <pic:blipFill>
-                    <a:blip r:embed="rId9" cstate="none"/>
-                    <a:srcRect/>
-                    <a:stretch>
-                      <a:fillRect/>
-                    </a:stretch>
-                  </pic:blipFill>
-                  <pic:spPr bwMode="auto">
-                    <a:xfrm>
-                      <a:off x="0" y="0"/>
-                      <a:ext cx="4572000" cy="3048000"/>
-                    </a:xfrm>
-                    <a:prstGeom prst="rect">
-                      <a:avLst/>
-                    </a:prstGeom>
-                  </pic:spPr>
-                </pic:pic>
-              </a:graphicData>
-            </a:graphic>
-          </wp:inline>
-        </w:drawing>
-      </w:r>
-    </w:p>
-    <w:p>
-      <w:pPr>
-        <w:spacing w:after="200"/>
-        <w:jc w:val="center"/>
-      </w:pPr>
-      <w:r>
-        <w:rPr>
-          <w:i/>
-          <w:iCs/>
-          <w:sz w:val="20"/>
-          <w:szCs w:val="20"/>
-        </w:rPr>
-        <w:t xml:space="preserve">Ảnh minh họa: Chăm sóc khách hàng là một phần trong quy trình truyền thông automation.</w:t>
+        <w:t xml:space="preserve">Ông cho biết, một trong những nguyên tắc ông luôn giữ là mọi đợt booking báo đều được báo cáo cụ thể, kèm danh sách đầu báo và thời điểm đăng bài.</w:t>
       </w:r>
     </w:p>
     <w:p>
@@ -374,9 +307,9 @@
           <w:b w:val="false"/>
           <w:bCs w:val="false"/>
         </w:rPr>
-        <w:t xml:space="preserve">Một trong những khách hàng đã đồng hành cùng Digicom trong thời gian dài là </w:t>
-      </w:r>
-      <w:hyperlink w:history="1" r:id="rId8nalhfzf0eezamgmtuarl">
+        <w:t xml:space="preserve">Một trong những khách hàng đã đồng hành cùng DigicomVN trong thời gian dài là </w:t>
+      </w:r>
+      <w:hyperlink w:history="1" r:id="rIdwekbitbq22hclrq1c84-y">
         <w:r>
           <w:rPr>
             <w:rStyle w:val="Hyperlink"/>
@@ -391,107 +324,33 @@
           <w:b w:val="false"/>
           <w:bCs w:val="false"/>
         </w:rPr>
-        <w:t xml:space="preserve">, doanh nghiệp hoạt động trong lĩnh vực vật tư đóng gói công nghiệp. ICD Việt Nam hiện sử dụng website và quy trình marketing, truyền thông automation do Digicom xây dựng.</w:t>
-      </w:r>
-    </w:p>
-    <w:p>
-      <w:pPr>
-        <w:spacing w:after="200"/>
-        <w:jc w:val="both"/>
-      </w:pPr>
-      <w:r>
-        <w:rPr>
-          <w:b w:val="false"/>
-          <w:bCs w:val="false"/>
-        </w:rPr>
-        <w:t xml:space="preserve">Ông Lê Văn Thăng, Giám đốc ICD Việt Nam, nhận xét cách làm việc của ông Hiếu và đội ngũ Digicom luôn đặt mục tiêu kinh doanh của khách hàng lên hàng đầu, thay vì chỉ tập trung vào các chỉ số kỹ thuật đơn thuần.</w:t>
-      </w:r>
-    </w:p>
-    <w:p>
-      <w:pPr>
-        <w:spacing w:after="200"/>
-        <w:jc w:val="both"/>
-      </w:pPr>
-      <w:r>
-        <w:rPr>
-          <w:b w:val="false"/>
-          <w:bCs w:val="false"/>
-        </w:rPr>
-        <w:t xml:space="preserve">Ông Thăng cho biết thêm, sự hài lòng lớn nhất khi hợp tác với Digicom đến từ việc đội ngũ luôn chủ động đề xuất giải pháp trước khi vấn đề phát sinh, thay vì chờ khách hàng phản ánh rồi mới xử lý.</w:t>
-      </w:r>
-    </w:p>
-    <w:p>
-      <w:pPr>
-        <w:spacing w:after="200"/>
-        <w:jc w:val="both"/>
-      </w:pPr>
-      <w:r>
-        <w:rPr>
-          <w:b w:val="false"/>
-          <w:bCs w:val="false"/>
-        </w:rPr>
-        <w:t xml:space="preserve">Đây cũng là điều ông đánh giá cao ở phong cách làm việc mà ông Hiếu xây dựng cho Digicom ngay từ những ngày đầu.</w:t>
-      </w:r>
-    </w:p>
-    <w:p>
-      <w:pPr>
-        <w:spacing w:after="60" w:before="120"/>
-        <w:jc w:val="center"/>
-      </w:pPr>
-      <w:r>
-        <w:drawing>
-          <wp:inline distT="0" distB="0" distL="0" distR="0">
-            <wp:extent cx="4572000" cy="3048000"/>
-            <wp:effectExtent t="0" r="0" b="0" l="0"/>
-            <wp:docPr id="1" name="Anh minh hoa" descr="Ảnh minh họa: Đánh giá hiệu quả đầu tư là một phần trong quy trình làm việc minh bạch với khách hàng." title="Anh minh hoa"/>
-            <wp:cNvGraphicFramePr>
-              <a:graphicFrameLocks xmlns:a="http://schemas.openxmlformats.org/drawingml/2006/main" noChangeAspect="1"/>
-            </wp:cNvGraphicFramePr>
-            <a:graphic xmlns:a="http://schemas.openxmlformats.org/drawingml/2006/main">
-              <a:graphicData uri="http://schemas.openxmlformats.org/drawingml/2006/picture">
-                <pic:pic xmlns:pic="http://schemas.openxmlformats.org/drawingml/2006/picture">
-                  <pic:nvPicPr>
-                    <pic:cNvPr id="0" name="" descr=""/>
-                    <pic:cNvPicPr>
-                      <a:picLocks noChangeAspect="1" noChangeArrowheads="1"/>
-                    </pic:cNvPicPr>
-                  </pic:nvPicPr>
-                  <pic:blipFill>
-                    <a:blip r:embed="rId10" cstate="none"/>
-                    <a:srcRect/>
-                    <a:stretch>
-                      <a:fillRect/>
-                    </a:stretch>
-                  </pic:blipFill>
-                  <pic:spPr bwMode="auto">
-                    <a:xfrm>
-                      <a:off x="0" y="0"/>
-                      <a:ext cx="4572000" cy="3048000"/>
-                    </a:xfrm>
-                    <a:prstGeom prst="rect">
-                      <a:avLst/>
-                    </a:prstGeom>
-                  </pic:spPr>
-                </pic:pic>
-              </a:graphicData>
-            </a:graphic>
-          </wp:inline>
-        </w:drawing>
-      </w:r>
-    </w:p>
-    <w:p>
-      <w:pPr>
-        <w:spacing w:after="200"/>
-        <w:jc w:val="center"/>
-      </w:pPr>
-      <w:r>
-        <w:rPr>
-          <w:i/>
-          <w:iCs/>
-          <w:sz w:val="20"/>
-          <w:szCs w:val="20"/>
-        </w:rPr>
-        <w:t xml:space="preserve">Ảnh minh họa: Đánh giá hiệu quả đầu tư là một phần trong quy trình làm việc minh bạch với khách hàng.</w:t>
+        <w:t xml:space="preserve">, doanh nghiệp hoạt động trong lĩnh vực vật tư đóng gói công nghiệp.</w:t>
+      </w:r>
+    </w:p>
+    <w:p>
+      <w:pPr>
+        <w:spacing w:after="200"/>
+        <w:jc w:val="both"/>
+      </w:pPr>
+      <w:r>
+        <w:rPr>
+          <w:b w:val="false"/>
+          <w:bCs w:val="false"/>
+        </w:rPr>
+        <w:t xml:space="preserve">Ông Lê Văn Thăng, Giám đốc ICD Việt Nam, nhận xét cách làm việc của ông Hiếu và đội ngũ DigicomVN luôn rõ ràng, minh bạch về tiến độ từng đợt booking báo.</w:t>
+      </w:r>
+    </w:p>
+    <w:p>
+      <w:pPr>
+        <w:spacing w:after="200"/>
+        <w:jc w:val="both"/>
+      </w:pPr>
+      <w:r>
+        <w:rPr>
+          <w:b w:val="false"/>
+          <w:bCs w:val="false"/>
+        </w:rPr>
+        <w:t xml:space="preserve">Ông Thăng cho biết thêm, sự hài lòng lớn nhất khi hợp tác với DigicomVN đến từ việc đội ngũ luôn chủ động đề xuất đầu báo phù hợp với ngành hàng, thay vì chỉ thực hiện theo yêu cầu có sẵn.</w:t>
       </w:r>
     </w:p>
     <w:p>
@@ -499,167 +358,46 @@
         <w:pStyle w:val="Heading2"/>
       </w:pPr>
       <w:r>
-        <w:t xml:space="preserve">Hành trình trước khi thành lập Digicom</w:t>
-      </w:r>
-    </w:p>
-    <w:p>
-      <w:pPr>
-        <w:spacing w:after="200"/>
-        <w:jc w:val="both"/>
-      </w:pPr>
-      <w:r>
-        <w:rPr>
-          <w:b w:val="false"/>
-          <w:bCs w:val="false"/>
-        </w:rPr>
-        <w:t xml:space="preserve">Trước khi thành lập Digicom, ông Hiếu từng trải qua nhiều vị trí khác nhau trong ngành truyền thông, từ công việc liên quan đến nội dung, quan hệ báo chí, đến quản lý các chiến dịch marketing cho nhiều nhóm khách hàng doanh nghiệp khác nhau.</w:t>
-      </w:r>
-    </w:p>
-    <w:p>
-      <w:pPr>
-        <w:spacing w:after="200"/>
-        <w:jc w:val="both"/>
-      </w:pPr>
-      <w:r>
-        <w:rPr>
-          <w:b w:val="false"/>
-          <w:bCs w:val="false"/>
-        </w:rPr>
-        <w:t xml:space="preserve">Chính giai đoạn tích luỹ kinh nghiệm này giúp ông hình thành quan điểm rằng công nghệ chỉ thực sự có giá trị khi được áp dụng đúng bài toán kinh doanh, thay vì triển khai theo phong trào.</w:t>
-      </w:r>
-    </w:p>
-    <w:p>
-      <w:pPr>
-        <w:spacing w:after="200"/>
-        <w:jc w:val="both"/>
-      </w:pPr>
-      <w:r>
-        <w:rPr>
-          <w:b w:val="false"/>
-          <w:bCs w:val="false"/>
-        </w:rPr>
-        <w:t xml:space="preserve">Đây cũng là kim chỉ nam mà ông áp dụng khi xây dựng đội ngũ và quy trình vận hành cho Digicom.</w:t>
-      </w:r>
-    </w:p>
-    <w:p>
-      <w:pPr>
-        <w:pStyle w:val="Heading2"/>
-      </w:pPr>
-      <w:r>
-        <w:t xml:space="preserve">Thị trường dịch vụ số tại các tỉnh thành</w:t>
-      </w:r>
-    </w:p>
-    <w:p>
-      <w:pPr>
-        <w:spacing w:after="200"/>
-        <w:jc w:val="both"/>
-      </w:pPr>
-      <w:r>
-        <w:rPr>
-          <w:b w:val="false"/>
-          <w:bCs w:val="false"/>
-        </w:rPr>
-        <w:t xml:space="preserve">Ông Hiếu cũng nhìn nhận rằng thị trường dịch vụ số tại Việt Nam, kể cả ở những tỉnh thành như Hà Tĩnh, đang dần trưởng thành hơn, khi doanh nghiệp không còn chỉ quan tâm đến việc có một website, mà đặt câu hỏi rõ ràng hơn về hiệu quả đầu tư cho từng đồng chi phí bỏ ra.</w:t>
-      </w:r>
-    </w:p>
-    <w:p>
-      <w:pPr>
-        <w:spacing w:after="200"/>
-        <w:jc w:val="both"/>
-      </w:pPr>
-      <w:r>
-        <w:rPr>
-          <w:b w:val="false"/>
-          <w:bCs w:val="false"/>
-        </w:rPr>
-        <w:t xml:space="preserve">Ông cho rằng đây là tín hiệu tích cực, buộc các đơn vị cung cấp dịch vụ, trong đó có Digicom, phải liên tục cải thiện chất lượng và minh bạch hoá kết quả để giữ chân khách hàng trong dài hạn.</w:t>
-      </w:r>
-    </w:p>
-    <w:p>
-      <w:pPr>
-        <w:spacing w:after="200"/>
-        <w:jc w:val="both"/>
-      </w:pPr>
-      <w:r>
-        <w:rPr>
-          <w:b w:val="false"/>
-          <w:bCs w:val="false"/>
-        </w:rPr>
-        <w:t xml:space="preserve">Số liệu công bố trên VnEconomy cũng cho thấy tỷ lệ doanh nghiệp Việt Nam có website hiện chỉ khoảng 44%, gần như không tăng trưởng trong nhiều năm, một khoảng trống mà ông Hiếu cho rằng các đơn vị cung cấp dịch vụ số cần giải quyết bằng giải pháp cụ thể thay vì chỉ tư vấn chung chung.</w:t>
-      </w:r>
-    </w:p>
-    <w:p>
-      <w:pPr>
-        <w:spacing w:after="60" w:before="120"/>
-        <w:jc w:val="center"/>
-      </w:pPr>
-      <w:r>
-        <w:drawing>
-          <wp:inline distT="0" distB="0" distL="0" distR="0">
-            <wp:extent cx="4572000" cy="3048000"/>
-            <wp:effectExtent t="0" r="0" b="0" l="0"/>
-            <wp:docPr id="1" name="Anh minh hoa" descr="Ảnh minh họa: AI ngày càng đóng vai trò trung tâm trong ngành truyền thông, marketing hiện đại." title="Anh minh hoa"/>
-            <wp:cNvGraphicFramePr>
-              <a:graphicFrameLocks xmlns:a="http://schemas.openxmlformats.org/drawingml/2006/main" noChangeAspect="1"/>
-            </wp:cNvGraphicFramePr>
-            <a:graphic xmlns:a="http://schemas.openxmlformats.org/drawingml/2006/main">
-              <a:graphicData uri="http://schemas.openxmlformats.org/drawingml/2006/picture">
-                <pic:pic xmlns:pic="http://schemas.openxmlformats.org/drawingml/2006/picture">
-                  <pic:nvPicPr>
-                    <pic:cNvPr id="0" name="" descr=""/>
-                    <pic:cNvPicPr>
-                      <a:picLocks noChangeAspect="1" noChangeArrowheads="1"/>
-                    </pic:cNvPicPr>
-                  </pic:nvPicPr>
-                  <pic:blipFill>
-                    <a:blip r:embed="rId11" cstate="none"/>
-                    <a:srcRect/>
-                    <a:stretch>
-                      <a:fillRect/>
-                    </a:stretch>
-                  </pic:blipFill>
-                  <pic:spPr bwMode="auto">
-                    <a:xfrm>
-                      <a:off x="0" y="0"/>
-                      <a:ext cx="4572000" cy="3048000"/>
-                    </a:xfrm>
-                    <a:prstGeom prst="rect">
-                      <a:avLst/>
-                    </a:prstGeom>
-                  </pic:spPr>
-                </pic:pic>
-              </a:graphicData>
-            </a:graphic>
-          </wp:inline>
-        </w:drawing>
-      </w:r>
-    </w:p>
-    <w:p>
-      <w:pPr>
-        <w:spacing w:after="200"/>
-        <w:jc w:val="center"/>
-      </w:pPr>
-      <w:r>
-        <w:rPr>
-          <w:i/>
-          <w:iCs/>
-          <w:sz w:val="20"/>
-          <w:szCs w:val="20"/>
-        </w:rPr>
-        <w:t xml:space="preserve">Ảnh minh họa: AI ngày càng đóng vai trò trung tâm trong ngành truyền thông, marketing hiện đại.</w:t>
-      </w:r>
-    </w:p>
-    <w:p>
-      <w:pPr>
-        <w:spacing w:after="200"/>
-        <w:jc w:val="both"/>
-      </w:pPr>
-      <w:r>
-        <w:rPr>
-          <w:b w:val="false"/>
-          <w:bCs w:val="false"/>
-        </w:rPr>
-        <w:t xml:space="preserve">Từ kinh nghiệm gần 15 năm trong ngành truyền thông đến việc xây dựng một doanh nghiệp dịch vụ số ứng dụng AI, hành trình của ông Đỗ Xuân Hiếu phản ánh một hướng đi mà nhiều người làm nghề lâu năm tại Việt Nam đang cân nhắc: kết hợp kinh nghiệm thực chiến với công nghệ mới để tạo ra giá trị bền vững hơn cho khách hàng doanh nghiệp, thay vì chỉ chạy theo những công cụ nhất thời.</w:t>
+        <w:t xml:space="preserve">Hành trình trước khi thành lập DigicomVN</w:t>
+      </w:r>
+    </w:p>
+    <w:p>
+      <w:pPr>
+        <w:spacing w:after="200"/>
+        <w:jc w:val="both"/>
+      </w:pPr>
+      <w:r>
+        <w:rPr>
+          <w:b w:val="false"/>
+          <w:bCs w:val="false"/>
+        </w:rPr>
+        <w:t xml:space="preserve">Trước khi thành lập DigicomVN, ông Hiếu từng trải qua nhiều vị trí khác nhau trong ngành truyền thông, từ đó tích luỹ kinh nghiệm thực tế về cách doanh nghiệp tiếp cận báo chí và xây dựng thương hiệu.</w:t>
+      </w:r>
+    </w:p>
+    <w:p>
+      <w:pPr>
+        <w:spacing w:after="200"/>
+        <w:jc w:val="both"/>
+      </w:pPr>
+      <w:r>
+        <w:rPr>
+          <w:b w:val="false"/>
+          <w:bCs w:val="false"/>
+        </w:rPr>
+        <w:t xml:space="preserve">Chính giai đoạn này giúp ông hình thành quan điểm rằng công nghệ chỉ thực sự có giá trị khi được ứng dụng đúng vào quy trình thực tế, thay vì chạy theo xu hướng một cách hình thức.</w:t>
+      </w:r>
+    </w:p>
+    <w:p>
+      <w:pPr>
+        <w:spacing w:after="200"/>
+        <w:jc w:val="both"/>
+      </w:pPr>
+      <w:r>
+        <w:rPr>
+          <w:b w:val="false"/>
+          <w:bCs w:val="false"/>
+        </w:rPr>
+        <w:t xml:space="preserve">Từ kinh nghiệm gần 15 năm trong ngành truyền thông đến việc xây dựng một doanh nghiệp dịch vụ ứng dụng AI vào booking báo chí, ông Hiếu cho biết mục tiêu sắp tới của DigicomVN là mở rộng mạng lưới hợp tác với nhiều đầu báo hơn, đồng thời tiếp tục cải thiện quy trình automation để phục vụ nhiều doanh nghiệp hơn, kể cả ở những tỉnh thành như Hà Tĩnh.</w:t>
       </w:r>
     </w:p>
     <w:sectPr>

--- a/bai-pr/2026/07/04-baohatinh-chan-dung-do-xuan-hieu.docx
+++ b/bai-pr/2026/07/04-baohatinh-chan-dung-do-xuan-hieu.docx
@@ -164,7 +164,7 @@
         </w:rPr>
         <w:t xml:space="preserve">Đó là lý do khi thành lập </w:t>
       </w:r>
-      <w:hyperlink w:history="1" r:id="rIdtwwgfkwjit51rmjy6hvho">
+      <w:hyperlink w:history="1" r:id="rIdmlusvshltcz3uqkmubzwi">
         <w:r>
           <w:rPr>
             <w:rStyle w:val="Hyperlink"/>
@@ -309,7 +309,7 @@
         </w:rPr>
         <w:t xml:space="preserve">Một trong những khách hàng đã đồng hành cùng DigicomVN trong thời gian dài là </w:t>
       </w:r>
-      <w:hyperlink w:history="1" r:id="rIdwekbitbq22hclrq1c84-y">
+      <w:hyperlink w:history="1" r:id="rIdlg97af_owxxhb4crriqp9">
         <w:r>
           <w:rPr>
             <w:rStyle w:val="Hyperlink"/>
@@ -400,6 +400,133 @@
         <w:t xml:space="preserve">Từ kinh nghiệm gần 15 năm trong ngành truyền thông đến việc xây dựng một doanh nghiệp dịch vụ ứng dụng AI vào booking báo chí, ông Hiếu cho biết mục tiêu sắp tới của DigicomVN là mở rộng mạng lưới hợp tác với nhiều đầu báo hơn, đồng thời tiếp tục cải thiện quy trình automation để phục vụ nhiều doanh nghiệp hơn, kể cả ở những tỉnh thành như Hà Tĩnh.</w:t>
       </w:r>
     </w:p>
+    <w:p>
+      <w:pPr>
+        <w:spacing w:before="200"/>
+      </w:pPr>
+    </w:p>
+    <w:tbl>
+      <w:tblPr>
+        <w:tblW w:type="dxa" w:w="9026"/>
+        <w:tblBorders>
+          <w:top w:val="single" w:color="auto" w:sz="4"/>
+          <w:left w:val="single" w:color="auto" w:sz="4"/>
+          <w:bottom w:val="single" w:color="auto" w:sz="4"/>
+          <w:right w:val="single" w:color="auto" w:sz="4"/>
+          <w:insideH w:val="single" w:color="auto" w:sz="4"/>
+          <w:insideV w:val="single" w:color="auto" w:sz="4"/>
+        </w:tblBorders>
+      </w:tblPr>
+      <w:tblGrid>
+        <w:gridCol w:w="9026"/>
+      </w:tblGrid>
+      <w:tr>
+        <w:tc>
+          <w:tcPr>
+            <w:tcW w:type="dxa" w:w="9026"/>
+            <w:tcBorders>
+              <w:top w:val="single" w:color="999999" w:sz="4"/>
+              <w:left w:val="single" w:color="999999" w:sz="4"/>
+              <w:bottom w:val="single" w:color="999999" w:sz="4"/>
+              <w:right w:val="single" w:color="999999" w:sz="4"/>
+            </w:tcBorders>
+            <w:shd w:fill="F2F2F2" w:val="clear"/>
+            <w:tcMar>
+              <w:top w:type="dxa" w:w="160"/>
+              <w:left w:type="dxa" w:w="200"/>
+              <w:bottom w:type="dxa" w:w="160"/>
+              <w:right w:type="dxa" w:w="200"/>
+            </w:tcMar>
+          </w:tcPr>
+          <w:p>
+            <w:pPr>
+              <w:spacing w:after="120"/>
+            </w:pPr>
+            <w:r>
+              <w:rPr>
+                <w:b/>
+                <w:bCs/>
+                <w:sz w:val="26"/>
+                <w:szCs w:val="26"/>
+              </w:rPr>
+              <w:t xml:space="preserve">Về DigicomVN</w:t>
+            </w:r>
+          </w:p>
+          <w:p>
+            <w:pPr>
+              <w:spacing w:after="60"/>
+            </w:pPr>
+            <w:r>
+              <w:rPr>
+                <w:b/>
+                <w:bCs/>
+              </w:rPr>
+              <w:t xml:space="preserve">Tên pháp nhân: </w:t>
+            </w:r>
+            <w:r>
+              <w:t xml:space="preserve">Công ty TNHH Dịch vụ Truyền thông Digito Combat</w:t>
+            </w:r>
+          </w:p>
+          <w:p>
+            <w:pPr>
+              <w:spacing w:after="60"/>
+            </w:pPr>
+            <w:r>
+              <w:rPr>
+                <w:b/>
+                <w:bCs/>
+              </w:rPr>
+              <w:t xml:space="preserve">Website: </w:t>
+            </w:r>
+            <w:r>
+              <w:t xml:space="preserve">https://digicomvn.com</w:t>
+            </w:r>
+          </w:p>
+          <w:p>
+            <w:pPr>
+              <w:spacing w:after="60"/>
+            </w:pPr>
+            <w:r>
+              <w:rPr>
+                <w:b/>
+                <w:bCs/>
+              </w:rPr>
+              <w:t xml:space="preserve">Hotline: </w:t>
+            </w:r>
+            <w:r>
+              <w:t xml:space="preserve">0988 769 317</w:t>
+            </w:r>
+          </w:p>
+          <w:p>
+            <w:pPr>
+              <w:spacing w:after="60"/>
+            </w:pPr>
+            <w:r>
+              <w:rPr>
+                <w:b/>
+                <w:bCs/>
+              </w:rPr>
+              <w:t xml:space="preserve">Email: </w:t>
+            </w:r>
+            <w:r>
+              <w:t xml:space="preserve">info@digicomvn.com</w:t>
+            </w:r>
+          </w:p>
+          <w:p>
+            <w:r>
+              <w:rPr>
+                <w:b/>
+                <w:bCs/>
+              </w:rPr>
+              <w:t xml:space="preserve">Địa chỉ: </w:t>
+            </w:r>
+            <w:r>
+              <w:t xml:space="preserve">Số 200, Đường 3.1, KĐT Gamuda Garden, P. Trần Phú, Q. Hoàng Mai, Hà Nội</w:t>
+            </w:r>
+          </w:p>
+        </w:tc>
+      </w:tr>
+    </w:tbl>
     <w:sectPr>
       <w:pgSz w:w="11906" w:h="16838" w:orient="portrait"/>
       <w:pgMar w:top="1440" w:right="1440" w:bottom="1440" w:left="1440" w:header="708" w:footer="708" w:gutter="0"/>

--- a/bai-pr/2026/07/04-baohatinh-chan-dung-do-xuan-hieu.docx
+++ b/bai-pr/2026/07/04-baohatinh-chan-dung-do-xuan-hieu.docx
@@ -164,7 +164,7 @@
         </w:rPr>
         <w:t xml:space="preserve">Đó là lý do khi thành lập </w:t>
       </w:r>
-      <w:hyperlink w:history="1" r:id="rIdmlusvshltcz3uqkmubzwi">
+      <w:hyperlink w:history="1" r:id="rIdlnvjyiwy8e9_4bkv4kolm">
         <w:r>
           <w:rPr>
             <w:rStyle w:val="Hyperlink"/>
@@ -309,7 +309,7 @@
         </w:rPr>
         <w:t xml:space="preserve">Một trong những khách hàng đã đồng hành cùng DigicomVN trong thời gian dài là </w:t>
       </w:r>
-      <w:hyperlink w:history="1" r:id="rIdlg97af_owxxhb4crriqp9">
+      <w:hyperlink w:history="1" r:id="rIdms9q0xwpewbwp12qw2jsg">
         <w:r>
           <w:rPr>
             <w:rStyle w:val="Hyperlink"/>
@@ -325,6 +325,67 @@
           <w:bCs w:val="false"/>
         </w:rPr>
         <w:t xml:space="preserve">, doanh nghiệp hoạt động trong lĩnh vực vật tư đóng gói công nghiệp.</w:t>
+      </w:r>
+    </w:p>
+    <w:p>
+      <w:pPr>
+        <w:spacing w:after="60" w:before="120"/>
+        <w:jc w:val="center"/>
+      </w:pPr>
+      <w:r>
+        <w:drawing>
+          <wp:inline distT="0" distB="0" distL="0" distR="0">
+            <wp:extent cx="4572000" cy="3048000"/>
+            <wp:effectExtent t="0" r="0" b="0" l="0"/>
+            <wp:docPr id="1" name="Anh minh hoa" descr="Ảnh minh họa: Một góc thành phố Hà Tĩnh, nơi nhu cầu về dịch vụ truyền thông cho doanh nghiệp địa phương đang tăng lên." title="Anh minh hoa"/>
+            <wp:cNvGraphicFramePr>
+              <a:graphicFrameLocks xmlns:a="http://schemas.openxmlformats.org/drawingml/2006/main" noChangeAspect="1"/>
+            </wp:cNvGraphicFramePr>
+            <a:graphic xmlns:a="http://schemas.openxmlformats.org/drawingml/2006/main">
+              <a:graphicData uri="http://schemas.openxmlformats.org/drawingml/2006/picture">
+                <pic:pic xmlns:pic="http://schemas.openxmlformats.org/drawingml/2006/picture">
+                  <pic:nvPicPr>
+                    <pic:cNvPr id="0" name="" descr=""/>
+                    <pic:cNvPicPr>
+                      <a:picLocks noChangeAspect="1" noChangeArrowheads="1"/>
+                    </pic:cNvPicPr>
+                  </pic:nvPicPr>
+                  <pic:blipFill>
+                    <a:blip r:embed="rId8" cstate="none"/>
+                    <a:srcRect/>
+                    <a:stretch>
+                      <a:fillRect/>
+                    </a:stretch>
+                  </pic:blipFill>
+                  <pic:spPr bwMode="auto">
+                    <a:xfrm>
+                      <a:off x="0" y="0"/>
+                      <a:ext cx="4572000" cy="3048000"/>
+                    </a:xfrm>
+                    <a:prstGeom prst="rect">
+                      <a:avLst/>
+                    </a:prstGeom>
+                  </pic:spPr>
+                </pic:pic>
+              </a:graphicData>
+            </a:graphic>
+          </wp:inline>
+        </w:drawing>
+      </w:r>
+    </w:p>
+    <w:p>
+      <w:pPr>
+        <w:spacing w:after="200"/>
+        <w:jc w:val="center"/>
+      </w:pPr>
+      <w:r>
+        <w:rPr>
+          <w:i/>
+          <w:iCs/>
+          <w:sz w:val="20"/>
+          <w:szCs w:val="20"/>
+        </w:rPr>
+        <w:t xml:space="preserve">Ảnh minh họa: Một góc thành phố Hà Tĩnh, nơi nhu cầu về dịch vụ truyền thông cho doanh nghiệp địa phương đang tăng lên.</w:t>
       </w:r>
     </w:p>
     <w:p>

--- a/bai-pr/2026/07/04-baohatinh-chan-dung-do-xuan-hieu.docx
+++ b/bai-pr/2026/07/04-baohatinh-chan-dung-do-xuan-hieu.docx
@@ -7,7 +7,7 @@
         <w:pStyle w:val="Heading1"/>
       </w:pPr>
       <w:r>
-        <w:t xml:space="preserve">Đỗ Xuân Hiếu, Giám đốc DigicomVN, và hành trình gần 15 năm gắn bó với ngành truyền thông, marketing</w:t>
+        <w:t xml:space="preserve">Đỗ Xuân Hiếu, Giám đốc DigicomVN, chia sẻ góc nhìn người trong nghề về dịch vụ book báo PR</w:t>
       </w:r>
     </w:p>
     <w:p>
@@ -20,7 +20,7 @@
           <w:b/>
           <w:bCs/>
         </w:rPr>
-        <w:t xml:space="preserve">Ông Đỗ Xuân Hiếu, Giám đốc DigicomVN, có gần 15 năm gắn bó với ngành truyền thông và marketing trước khi xây dựng công ty tập trung vào dịch vụ booking báo chí kết hợp automation ứng dụng AI. Hành trình của ông gắn liền với những khách hàng thực tế như ICD Việt Nam.</w:t>
+        <w:t xml:space="preserve">Sau gần 15 năm làm truyền thông, ông Đỗ Xuân Hiếu, Giám đốc DigicomVN, chỉ ra những sai lầm phổ biến khi doanh nghiệp tự book báo, và cách công ty ứng dụng AI để book báo chí bài bản hơn.</w:t>
       </w:r>
     </w:p>
     <w:p>
@@ -86,62 +86,75 @@
     </w:p>
     <w:p>
       <w:pPr>
+        <w:spacing w:after="200"/>
+        <w:jc w:val="both"/>
+      </w:pPr>
+      <w:r>
+        <w:rPr>
+          <w:b w:val="false"/>
+          <w:bCs w:val="false"/>
+        </w:rPr>
+        <w:t xml:space="preserve">Trong ngành truyền thông và marketing tại Việt Nam, không thiếu người làm nghề lâu năm, nhưng không nhiều người chọn tập trung sâu vào một mảng cụ thể là dịch vụ book báo và PR.</w:t>
+      </w:r>
+    </w:p>
+    <w:p>
+      <w:pPr>
+        <w:spacing w:after="200"/>
+        <w:jc w:val="both"/>
+      </w:pPr>
+      <w:r>
+        <w:rPr>
+          <w:b w:val="false"/>
+          <w:bCs w:val="false"/>
+        </w:rPr>
+        <w:t xml:space="preserve">Ông Đỗ Xuân Hiếu, Giám đốc DigicomVN (CÔNG TY TNHH DỊCH VỤ TRUYỀN THÔNG DIGITO COMBAT), là một trong số đó, với gần 15 năm gắn bó cùng ngành truyền thông trước khi thành lập công ty riêng.</w:t>
+      </w:r>
+    </w:p>
+    <w:p>
+      <w:pPr>
+        <w:spacing w:after="200"/>
+        <w:jc w:val="both"/>
+      </w:pPr>
+      <w:r>
+        <w:rPr>
+          <w:b w:val="false"/>
+          <w:bCs w:val="false"/>
+        </w:rPr>
+        <w:t xml:space="preserve">Theo khảo sát Dân trí công bố tháng 6/2026, khoảng 80% doanh nghiệp Việt Nam đã bắt đầu ứng dụng AI ở một mức độ nào đó, nhưng chỉ khoảng 25% ứng dụng ở mức nâng cao.</w:t>
+      </w:r>
+    </w:p>
+    <w:p>
+      <w:pPr>
         <w:pStyle w:val="Heading2"/>
       </w:pPr>
       <w:r>
-        <w:t xml:space="preserve">Người gắn bó gần 15 năm với ngành truyền thông</w:t>
-      </w:r>
-    </w:p>
-    <w:p>
-      <w:pPr>
-        <w:spacing w:after="200"/>
-        <w:jc w:val="both"/>
-      </w:pPr>
-      <w:r>
-        <w:rPr>
-          <w:b w:val="false"/>
-          <w:bCs w:val="false"/>
-        </w:rPr>
-        <w:t xml:space="preserve">Trong lĩnh vực truyền thông và marketing tại Việt Nam, không thiếu những người làm nghề lâu năm, nhưng không nhiều người chọn hướng đi tập trung sâu vào một mảng cụ thể thay vì mở rộng dàn trải.</w:t>
-      </w:r>
-    </w:p>
-    <w:p>
-      <w:pPr>
-        <w:spacing w:after="200"/>
-        <w:jc w:val="both"/>
-      </w:pPr>
-      <w:r>
-        <w:rPr>
-          <w:b w:val="false"/>
-          <w:bCs w:val="false"/>
-        </w:rPr>
-        <w:t xml:space="preserve">Ông Đỗ Xuân Hiếu, Giám đốc DigicomVN (CÔNG TY TNHH DỊCH VỤ TRUYỀN THÔNG DIGITO COMBAT), là một trong số đó, với gần 15 năm gắn bó cùng ngành truyền thông và marketing trước khi thành lập công ty riêng.</w:t>
-      </w:r>
-    </w:p>
-    <w:p>
-      <w:pPr>
-        <w:spacing w:after="200"/>
-        <w:jc w:val="both"/>
-      </w:pPr>
-      <w:r>
-        <w:rPr>
-          <w:b w:val="false"/>
-          <w:bCs w:val="false"/>
-        </w:rPr>
-        <w:t xml:space="preserve">Theo khảo sát được Dân trí công bố tháng 6/2026, khoảng 80% doanh nghiệp Việt Nam đã bắt đầu ứng dụng AI ở một mức độ nào đó, nhưng chỉ khoảng 25% ứng dụng ở mức nâng cao, cho thấy dư địa để các đơn vị dịch vụ chuyên sâu như DigicomVN hỗ trợ doanh nghiệp còn rất lớn.</w:t>
-      </w:r>
-    </w:p>
-    <w:p>
-      <w:pPr>
-        <w:spacing w:after="200"/>
-        <w:jc w:val="both"/>
-      </w:pPr>
-      <w:r>
-        <w:rPr>
-          <w:b w:val="false"/>
-          <w:bCs w:val="false"/>
-        </w:rPr>
-        <w:t xml:space="preserve">Theo chia sẻ của ông Hiếu, thời gian làm việc trong lĩnh vực truyền thông và marketing giúp ông hiểu rõ những phần việc doanh nghiệp thường phải làm thủ công mỗi ngày, đặc biệt là việc liên hệ báo chí, theo dõi lịch đăng bài và tổng hợp hiệu quả truyền thông.</w:t>
+        <w:t xml:space="preserve">Book báo PR là gì, theo góc nhìn người trong nghề</w:t>
+      </w:r>
+    </w:p>
+    <w:p>
+      <w:pPr>
+        <w:spacing w:after="200"/>
+        <w:jc w:val="both"/>
+      </w:pPr>
+      <w:r>
+        <w:rPr>
+          <w:b w:val="false"/>
+          <w:bCs w:val="false"/>
+        </w:rPr>
+        <w:t xml:space="preserve">Theo ông Hiếu, nhiều doanh nghiệp vẫn hiểu book báo PR đơn thuần là trả tiền để đăng một bài viết, trong khi bản chất là xây dựng một hồ sơ thông tin nhất quán về doanh nghiệp qua thời gian.</w:t>
+      </w:r>
+    </w:p>
+    <w:p>
+      <w:pPr>
+        <w:spacing w:after="200"/>
+        <w:jc w:val="both"/>
+      </w:pPr>
+      <w:r>
+        <w:rPr>
+          <w:b w:val="false"/>
+          <w:bCs w:val="false"/>
+        </w:rPr>
+        <w:t xml:space="preserve">Ông cho rằng một bài book báo đơn lẻ hiếm khi tạo ra khác biệt, trong khi một chuỗi bài đăng đều đặn trên nhiều đầu báo mới dần hình thành mức độ nhận diện thương hiệu bền vững.</w:t>
       </w:r>
     </w:p>
     <w:p>
@@ -149,7 +162,54 @@
         <w:pStyle w:val="Heading2"/>
       </w:pPr>
       <w:r>
-        <w:t xml:space="preserve">Từ kinh nghiệm thực chiến đến DigicomVN</w:t>
+        <w:t xml:space="preserve">Sai lầm phổ biến khi doanh nghiệp tự book báo</w:t>
+      </w:r>
+    </w:p>
+    <w:p>
+      <w:pPr>
+        <w:spacing w:after="200"/>
+        <w:jc w:val="both"/>
+      </w:pPr>
+      <w:r>
+        <w:rPr>
+          <w:b w:val="false"/>
+          <w:bCs w:val="false"/>
+        </w:rPr>
+        <w:t xml:space="preserve">Ông Hiếu cho biết sai lầm phổ biến nhất là doanh nghiệp chỉ hỏi “giá book báo bao nhiêu tiền” mà không tính đến công sức duy trì quan hệ báo chí và theo dõi hiệu quả sau khi đăng.</w:t>
+      </w:r>
+    </w:p>
+    <w:p>
+      <w:pPr>
+        <w:spacing w:after="200"/>
+        <w:jc w:val="both"/>
+      </w:pPr>
+      <w:r>
+        <w:rPr>
+          <w:b w:val="false"/>
+          <w:bCs w:val="false"/>
+        </w:rPr>
+        <w:t xml:space="preserve">Một sai lầm khác, theo ông, là chọn đầu báo không phù hợp với ngành hàng, khiến bài viết ít tiếp cận đúng nhóm khách hàng mục tiêu dù đã tốn chi phí.</w:t>
+      </w:r>
+    </w:p>
+    <w:p>
+      <w:pPr>
+        <w:spacing w:after="200"/>
+        <w:jc w:val="both"/>
+      </w:pPr>
+      <w:r>
+        <w:rPr>
+          <w:b w:val="false"/>
+          <w:bCs w:val="false"/>
+        </w:rPr>
+        <w:t xml:space="preserve">Ông cũng lưu ý, việc chỉ phụ thuộc vào quảng cáo trả phí mà bỏ qua book báo chí khiến hiệu quả biến mất ngay khi ngân sách quảng cáo dừng lại, trong khi một bài báo uy tín tiếp tục tồn tại và được tìm kiếm về sau.</w:t>
+      </w:r>
+    </w:p>
+    <w:p>
+      <w:pPr>
+        <w:pStyle w:val="Heading2"/>
+      </w:pPr>
+      <w:r>
+        <w:t xml:space="preserve">DigicomVN và cách ứng dụng AI vào book báo chí</w:t>
       </w:r>
     </w:p>
     <w:p>
@@ -164,7 +224,7 @@
         </w:rPr>
         <w:t xml:space="preserve">Đó là lý do khi thành lập </w:t>
       </w:r>
-      <w:hyperlink w:history="1" r:id="rIdlnvjyiwy8e9_4bkv4kolm">
+      <w:hyperlink w:history="1" r:id="rId1ajq97ncj7slgpy1uxxto">
         <w:r>
           <w:rPr>
             <w:rStyle w:val="Hyperlink"/>
@@ -179,20 +239,33 @@
           <w:b w:val="false"/>
           <w:bCs w:val="false"/>
         </w:rPr>
-        <w:t xml:space="preserve">, ông định hướng công ty tập trung vào dịch vụ truyền thông, trọng tâm là booking báo chí và PR, kết hợp automation ứng dụng AI thay vì cung cấp một danh mục dịch vụ dàn trải.</w:t>
-      </w:r>
-    </w:p>
-    <w:p>
-      <w:pPr>
-        <w:spacing w:after="200"/>
-        <w:jc w:val="both"/>
-      </w:pPr>
-      <w:r>
-        <w:rPr>
-          <w:b w:val="false"/>
-          <w:bCs w:val="false"/>
-        </w:rPr>
-        <w:t xml:space="preserve">Điểm khác biệt trong cách vận hành của DigicomVN, theo ông Hiếu, nằm ở việc ứng dụng AI xuyên suốt quy trình booking báo chí, từ lên kế hoạch, lựa chọn đầu báo phù hợp, đến theo dõi tiến độ và tổng hợp báo cáo hiệu quả.</w:t>
+        <w:t xml:space="preserve">, ông Hiếu định hướng công ty tập trung vào dịch vụ book báo chí và PR, kết hợp automation ứng dụng AI thay vì dàn trải nhiều dịch vụ.</w:t>
+      </w:r>
+    </w:p>
+    <w:p>
+      <w:pPr>
+        <w:spacing w:after="200"/>
+        <w:jc w:val="both"/>
+      </w:pPr>
+      <w:r>
+        <w:rPr>
+          <w:b w:val="false"/>
+          <w:bCs w:val="false"/>
+        </w:rPr>
+        <w:t xml:space="preserve">Theo ông, hệ thống automation hỗ trợ toàn bộ quy trình book báo: từ lên kế hoạch, chọn đầu báo phù hợp, đến theo dõi tiến độ và tổng hợp báo cáo hiệu quả.</w:t>
+      </w:r>
+    </w:p>
+    <w:p>
+      <w:pPr>
+        <w:spacing w:after="200"/>
+        <w:jc w:val="both"/>
+      </w:pPr>
+      <w:r>
+        <w:rPr>
+          <w:b w:val="false"/>
+          <w:bCs w:val="false"/>
+        </w:rPr>
+        <w:t xml:space="preserve">Ông Hiếu cũng nhấn mạnh nguyên tắc minh bạch: mọi đợt book báo đều được báo cáo cụ thể, kèm danh sách đầu báo và thời điểm đăng bài, để khách hàng chủ động theo dõi.</w:t>
       </w:r>
     </w:p>
     <w:p>
@@ -200,100 +273,6 @@
         <w:pStyle w:val="Heading2"/>
       </w:pPr>
       <w:r>
-        <w:t xml:space="preserve">Booking báo chí và câu chuyện SEO mở rộng sang GEO</w:t>
-      </w:r>
-    </w:p>
-    <w:p>
-      <w:pPr>
-        <w:spacing w:after="200"/>
-        <w:jc w:val="both"/>
-      </w:pPr>
-      <w:r>
-        <w:rPr>
-          <w:b w:val="false"/>
-          <w:bCs w:val="false"/>
-        </w:rPr>
-        <w:t xml:space="preserve">Ông cho rằng trong bối cảnh các công cụ tìm kiếm AI ngày càng phổ biến, việc thương hiệu được nhắc đến trên báo chí uy tín không chỉ phục vụ mục đích quảng bá mà còn giúp doanh nghiệp được các công cụ này nhận diện tốt hơn, một khía cạnh mà ông gọi là phần mở rộng tự nhiên của SEO sang GEO.</w:t>
-      </w:r>
-    </w:p>
-    <w:p>
-      <w:pPr>
-        <w:pStyle w:val="Heading2"/>
-      </w:pPr>
-      <w:r>
-        <w:t xml:space="preserve">Quan điểm về quảng cáo trả phí và tài sản thương hiệu</w:t>
-      </w:r>
-    </w:p>
-    <w:p>
-      <w:pPr>
-        <w:spacing w:after="200"/>
-        <w:jc w:val="both"/>
-      </w:pPr>
-      <w:r>
-        <w:rPr>
-          <w:b w:val="false"/>
-          <w:bCs w:val="false"/>
-        </w:rPr>
-        <w:t xml:space="preserve">Ông Hiếu cho biết ông từng chứng kiến nhiều doanh nghiệp phụ thuộc gần như hoàn toàn vào quảng cáo trả phí để tiếp cận khách hàng, và nhận ra một điểm yếu cố hữu: hiệu quả biến mất ngay khi ngân sách quảng cáo dừng lại.</w:t>
-      </w:r>
-    </w:p>
-    <w:p>
-      <w:pPr>
-        <w:spacing w:after="200"/>
-        <w:jc w:val="both"/>
-      </w:pPr>
-      <w:r>
-        <w:rPr>
-          <w:b w:val="false"/>
-          <w:bCs w:val="false"/>
-        </w:rPr>
-        <w:t xml:space="preserve">Theo ông, một bài viết trên báo chí uy tín, ngược lại, tiếp tục tồn tại và được các công cụ tìm kiếm, kể cả AI, tham chiếu trong thời gian dài sau khi đăng, giống như một dạng tài sản thương hiệu tích luỹ dần theo thời gian.</w:t>
-      </w:r>
-    </w:p>
-    <w:p>
-      <w:pPr>
-        <w:spacing w:after="200"/>
-        <w:jc w:val="both"/>
-      </w:pPr>
-      <w:r>
-        <w:rPr>
-          <w:b w:val="false"/>
-          <w:bCs w:val="false"/>
-        </w:rPr>
-        <w:t xml:space="preserve">Đây là lý do ông định hướng DigicomVN tập trung vào booking báo chí thay vì chạy theo quảng cáo trả phí đơn thuần, dù cách tiếp cận này đòi hỏi thời gian để thấy hiệu quả rõ rệt hơn.</w:t>
-      </w:r>
-    </w:p>
-    <w:p>
-      <w:pPr>
-        <w:spacing w:after="200"/>
-        <w:jc w:val="both"/>
-      </w:pPr>
-      <w:r>
-        <w:rPr>
-          <w:b w:val="false"/>
-          <w:bCs w:val="false"/>
-        </w:rPr>
-        <w:t xml:space="preserve">Không chỉ tập trung vào công nghệ, ông Hiếu cũng đặc biệt chú trọng đến việc xây dựng quy trình làm việc minh bạch với khách hàng.</w:t>
-      </w:r>
-    </w:p>
-    <w:p>
-      <w:pPr>
-        <w:spacing w:after="200"/>
-        <w:jc w:val="both"/>
-      </w:pPr>
-      <w:r>
-        <w:rPr>
-          <w:b w:val="false"/>
-          <w:bCs w:val="false"/>
-        </w:rPr>
-        <w:t xml:space="preserve">Ông cho biết, một trong những nguyên tắc ông luôn giữ là mọi đợt booking báo đều được báo cáo cụ thể, kèm danh sách đầu báo và thời điểm đăng bài.</w:t>
-      </w:r>
-    </w:p>
-    <w:p>
-      <w:pPr>
-        <w:pStyle w:val="Heading2"/>
-      </w:pPr>
-      <w:r>
         <w:t xml:space="preserve">Khách hàng đánh giá: ICD Việt Nam</w:t>
       </w:r>
     </w:p>
@@ -307,9 +286,9 @@
           <w:b w:val="false"/>
           <w:bCs w:val="false"/>
         </w:rPr>
-        <w:t xml:space="preserve">Một trong những khách hàng đã đồng hành cùng DigicomVN trong thời gian dài là </w:t>
-      </w:r>
-      <w:hyperlink w:history="1" r:id="rIdms9q0xwpewbwp12qw2jsg">
+        <w:t xml:space="preserve">Một khách hàng đã đồng hành cùng DigicomVN trong thời gian dài là </w:t>
+      </w:r>
+      <w:hyperlink w:history="1" r:id="rIdz4qccnsgaibcr6afsu8ip">
         <w:r>
           <w:rPr>
             <w:rStyle w:val="Hyperlink"/>
@@ -324,7 +303,20 @@
           <w:b w:val="false"/>
           <w:bCs w:val="false"/>
         </w:rPr>
-        <w:t xml:space="preserve">, doanh nghiệp hoạt động trong lĩnh vực vật tư đóng gói công nghiệp.</w:t>
+        <w:t xml:space="preserve">, doanh nghiệp vật tư đóng gói công nghiệp.</w:t>
+      </w:r>
+    </w:p>
+    <w:p>
+      <w:pPr>
+        <w:spacing w:after="200"/>
+        <w:jc w:val="both"/>
+      </w:pPr>
+      <w:r>
+        <w:rPr>
+          <w:b w:val="false"/>
+          <w:bCs w:val="false"/>
+        </w:rPr>
+        <w:t xml:space="preserve">Ông Lê Văn Thăng, Giám đốc ICD Việt Nam, nhận xét cách làm việc của ông Hiếu và đội ngũ DigicomVN luôn rõ ràng về tiến độ từng đợt book báo.</w:t>
       </w:r>
     </w:p>
     <w:p>
@@ -398,20 +390,7 @@
           <w:b w:val="false"/>
           <w:bCs w:val="false"/>
         </w:rPr>
-        <w:t xml:space="preserve">Ông Lê Văn Thăng, Giám đốc ICD Việt Nam, nhận xét cách làm việc của ông Hiếu và đội ngũ DigicomVN luôn rõ ràng, minh bạch về tiến độ từng đợt booking báo.</w:t>
-      </w:r>
-    </w:p>
-    <w:p>
-      <w:pPr>
-        <w:spacing w:after="200"/>
-        <w:jc w:val="both"/>
-      </w:pPr>
-      <w:r>
-        <w:rPr>
-          <w:b w:val="false"/>
-          <w:bCs w:val="false"/>
-        </w:rPr>
-        <w:t xml:space="preserve">Ông Thăng cho biết thêm, sự hài lòng lớn nhất khi hợp tác với DigicomVN đến từ việc đội ngũ luôn chủ động đề xuất đầu báo phù hợp với ngành hàng, thay vì chỉ thực hiện theo yêu cầu có sẵn.</w:t>
+        <w:t xml:space="preserve">Theo ông Thăng, điều khiến ICD Việt Nam yên tâm hợp tác lâu dài là đội ngũ luôn chủ động đề xuất đầu báo phù hợp, thay vì chỉ thực hiện đúng theo yêu cầu có sẵn.</w:t>
       </w:r>
     </w:p>
     <w:p>
@@ -419,46 +398,33 @@
         <w:pStyle w:val="Heading2"/>
       </w:pPr>
       <w:r>
-        <w:t xml:space="preserve">Hành trình trước khi thành lập DigicomVN</w:t>
-      </w:r>
-    </w:p>
-    <w:p>
-      <w:pPr>
-        <w:spacing w:after="200"/>
-        <w:jc w:val="both"/>
-      </w:pPr>
-      <w:r>
-        <w:rPr>
-          <w:b w:val="false"/>
-          <w:bCs w:val="false"/>
-        </w:rPr>
-        <w:t xml:space="preserve">Trước khi thành lập DigicomVN, ông Hiếu từng trải qua nhiều vị trí khác nhau trong ngành truyền thông, từ đó tích luỹ kinh nghiệm thực tế về cách doanh nghiệp tiếp cận báo chí và xây dựng thương hiệu.</w:t>
-      </w:r>
-    </w:p>
-    <w:p>
-      <w:pPr>
-        <w:spacing w:after="200"/>
-        <w:jc w:val="both"/>
-      </w:pPr>
-      <w:r>
-        <w:rPr>
-          <w:b w:val="false"/>
-          <w:bCs w:val="false"/>
-        </w:rPr>
-        <w:t xml:space="preserve">Chính giai đoạn này giúp ông hình thành quan điểm rằng công nghệ chỉ thực sự có giá trị khi được ứng dụng đúng vào quy trình thực tế, thay vì chạy theo xu hướng một cách hình thức.</w:t>
-      </w:r>
-    </w:p>
-    <w:p>
-      <w:pPr>
-        <w:spacing w:after="200"/>
-        <w:jc w:val="both"/>
-      </w:pPr>
-      <w:r>
-        <w:rPr>
-          <w:b w:val="false"/>
-          <w:bCs w:val="false"/>
-        </w:rPr>
-        <w:t xml:space="preserve">Từ kinh nghiệm gần 15 năm trong ngành truyền thông đến việc xây dựng một doanh nghiệp dịch vụ ứng dụng AI vào booking báo chí, ông Hiếu cho biết mục tiêu sắp tới của DigicomVN là mở rộng mạng lưới hợp tác với nhiều đầu báo hơn, đồng thời tiếp tục cải thiện quy trình automation để phục vụ nhiều doanh nghiệp hơn, kể cả ở những tỉnh thành như Hà Tĩnh.</w:t>
+        <w:t xml:space="preserve">Định hướng sắp tới</w:t>
+      </w:r>
+    </w:p>
+    <w:p>
+      <w:pPr>
+        <w:spacing w:after="200"/>
+        <w:jc w:val="both"/>
+      </w:pPr>
+      <w:r>
+        <w:rPr>
+          <w:b w:val="false"/>
+          <w:bCs w:val="false"/>
+        </w:rPr>
+        <w:t xml:space="preserve">Trước khi thành lập DigicomVN, ông Hiếu từng trải qua nhiều vị trí trong ngành truyền thông, từ đó tích luỹ kinh nghiệm thực tế về cách doanh nghiệp tiếp cận báo chí.</w:t>
+      </w:r>
+    </w:p>
+    <w:p>
+      <w:pPr>
+        <w:spacing w:after="200"/>
+        <w:jc w:val="both"/>
+      </w:pPr>
+      <w:r>
+        <w:rPr>
+          <w:b w:val="false"/>
+          <w:bCs w:val="false"/>
+        </w:rPr>
+        <w:t xml:space="preserve">Ông cho biết mục tiêu sắp tới của DigicomVN là mở rộng mạng lưới hợp tác với nhiều đầu báo hơn, đồng thời cải thiện quy trình automation để phục vụ nhiều doanh nghiệp hơn, kể cả ở những tỉnh thành như Hà Tĩnh.</w:t>
       </w:r>
     </w:p>
     <w:p>

--- a/bai-pr/2026/07/04-baohatinh-chan-dung-do-xuan-hieu.docx
+++ b/bai-pr/2026/07/04-baohatinh-chan-dung-do-xuan-hieu.docx
@@ -94,7 +94,7 @@
           <w:b w:val="false"/>
           <w:bCs w:val="false"/>
         </w:rPr>
-        <w:t xml:space="preserve">Trong ngành truyền thông và marketing tại Việt Nam, không thiếu người làm nghề lâu năm, nhưng không nhiều người chọn tập trung sâu vào một mảng cụ thể là dịch vụ book báo và PR.</w:t>
+        <w:t xml:space="preserve">Trong ngành truyền thông và marketing tại Việt Nam, không thiếu người làm nghề lâu năm, nhưng không nhiều người chọn tập trung sâu vào một mảng cụ thể là dịch vụ booking báo chí và PR.</w:t>
       </w:r>
     </w:p>
     <w:p>
@@ -141,7 +141,7 @@
           <w:b w:val="false"/>
           <w:bCs w:val="false"/>
         </w:rPr>
-        <w:t xml:space="preserve">Theo ông Hiếu, nhiều doanh nghiệp vẫn hiểu book báo PR đơn thuần là trả tiền để đăng một bài viết, trong khi bản chất là xây dựng một hồ sơ thông tin nhất quán về doanh nghiệp qua thời gian.</w:t>
+        <w:t xml:space="preserve">Theo ông Hiếu, nhiều doanh nghiệp vẫn hiểu book báo chí đơn thuần là trả tiền để đăng một bài viết, trong khi bản chất là xây dựng một hồ sơ thông tin nhất quán về doanh nghiệp qua thời gian.</w:t>
       </w:r>
     </w:p>
     <w:p>
@@ -224,7 +224,7 @@
         </w:rPr>
         <w:t xml:space="preserve">Đó là lý do khi thành lập </w:t>
       </w:r>
-      <w:hyperlink w:history="1" r:id="rId1ajq97ncj7slgpy1uxxto">
+      <w:hyperlink w:history="1" r:id="rIdnfe-lthtati_rggoxjvtf">
         <w:r>
           <w:rPr>
             <w:rStyle w:val="Hyperlink"/>
@@ -239,7 +239,7 @@
           <w:b w:val="false"/>
           <w:bCs w:val="false"/>
         </w:rPr>
-        <w:t xml:space="preserve">, ông Hiếu định hướng công ty tập trung vào dịch vụ book báo chí và PR, kết hợp automation ứng dụng AI thay vì dàn trải nhiều dịch vụ.</w:t>
+        <w:t xml:space="preserve">, ông Hiếu định hướng công ty trở thành một agency booking báo chí tập trung, kết hợp automation ứng dụng AI thay vì dàn trải nhiều dịch vụ.</w:t>
       </w:r>
     </w:p>
     <w:p>
@@ -288,7 +288,7 @@
         </w:rPr>
         <w:t xml:space="preserve">Một khách hàng đã đồng hành cùng DigicomVN trong thời gian dài là </w:t>
       </w:r>
-      <w:hyperlink w:history="1" r:id="rIdz4qccnsgaibcr6afsu8ip">
+      <w:hyperlink w:history="1" r:id="rId3b-cq2ase_pu-liorkvqu">
         <w:r>
           <w:rPr>
             <w:rStyle w:val="Hyperlink"/>
